--- a/docs/Outlier Detection ED408.docx
+++ b/docs/Outlier Detection ED408.docx
@@ -4,1534 +4,776 @@
   <w:body>
     <w:p>
       <w:pPr>
-        <w:spacing w:after="40"/>
+        <w:spacing w:before="0" w:after="40" w:line="240" w:lineRule="auto"/>
         <w:jc w:val="center"/>
       </w:pPr>
       <w:r>
         <w:rPr>
+          <w:rFonts w:ascii="Times New Roman" w:hAnsi="Times New Roman"/>
           <w:b/>
-          <w:color w:val="1F4E79"/>
           <w:sz w:val="30"/>
         </w:rPr>
-        <w:t>Experiment 6: Outlier Detection and Treatment (Z-score, IQR)</w:t>
+        <w:t>Outlier Detection and Treatment (Z-score, IQR)</w:t>
       </w:r>
     </w:p>
     <w:p>
       <w:pPr>
-        <w:spacing w:after="160"/>
+        <w:spacing w:before="0" w:after="200" w:line="240" w:lineRule="auto"/>
         <w:jc w:val="center"/>
       </w:pPr>
       <w:r>
         <w:rPr>
+          <w:rFonts w:ascii="Times New Roman" w:hAnsi="Times New Roman"/>
           <w:i/>
-          <w:sz w:val="18"/>
+          <w:sz w:val="20"/>
         </w:rPr>
         <w:t>ED408 — Statistical / Supervised Machine Learning Lab</w:t>
       </w:r>
     </w:p>
     <w:p>
       <w:pPr>
-        <w:spacing w:after="80"/>
+        <w:spacing w:before="200" w:after="80" w:line="240" w:lineRule="auto"/>
       </w:pPr>
       <w:r>
         <w:rPr>
+          <w:rFonts w:ascii="Times New Roman" w:hAnsi="Times New Roman"/>
           <w:b/>
-          <w:sz w:val="20"/>
+          <w:color w:val="1F3B5C"/>
+          <w:sz w:val="26"/>
+        </w:rPr>
+        <w:t>1. Problem + Algorithm</w:t>
+      </w:r>
+    </w:p>
+    <w:p>
+      <w:pPr>
+        <w:spacing w:before="0" w:after="80" w:line="240" w:lineRule="auto"/>
+      </w:pPr>
+      <w:r>
+        <w:rPr>
+          <w:rFonts w:ascii="Times New Roman" w:hAnsi="Times New Roman"/>
+          <w:b/>
+          <w:sz w:val="24"/>
+        </w:rPr>
+        <w:t xml:space="preserve">Experiment No.: </w:t>
+      </w:r>
+      <w:r>
+        <w:rPr>
+          <w:rFonts w:ascii="Times New Roman" w:hAnsi="Times New Roman"/>
+          <w:sz w:val="24"/>
+        </w:rPr>
+        <w:t>06</w:t>
+      </w:r>
+    </w:p>
+    <w:p>
+      <w:pPr>
+        <w:spacing w:before="0" w:after="80" w:line="240" w:lineRule="auto"/>
+      </w:pPr>
+      <w:r>
+        <w:rPr>
+          <w:rFonts w:ascii="Times New Roman" w:hAnsi="Times New Roman"/>
+          <w:b/>
+          <w:sz w:val="24"/>
+        </w:rPr>
+        <w:t xml:space="preserve">Title: </w:t>
+      </w:r>
+      <w:r>
+        <w:rPr>
+          <w:rFonts w:ascii="Times New Roman" w:hAnsi="Times New Roman"/>
+          <w:sz w:val="24"/>
+        </w:rPr>
+        <w:t>Outlier Detection and Treatment (Z-score, IQR)</w:t>
+      </w:r>
+    </w:p>
+    <w:p>
+      <w:pPr>
+        <w:spacing w:before="0" w:after="80" w:line="240" w:lineRule="auto"/>
+      </w:pPr>
+      <w:r>
+        <w:rPr>
+          <w:rFonts w:ascii="Times New Roman" w:hAnsi="Times New Roman"/>
+          <w:b/>
+          <w:sz w:val="24"/>
         </w:rPr>
         <w:t xml:space="preserve">Aim: </w:t>
       </w:r>
       <w:r>
         <w:rPr>
-          <w:sz w:val="20"/>
+          <w:rFonts w:ascii="Times New Roman" w:hAnsi="Times New Roman"/>
+          <w:sz w:val="24"/>
         </w:rPr>
         <w:t>Detect and treat outliers in a dataset using the Z-score method and the IQR method.</w:t>
       </w:r>
     </w:p>
     <w:p>
       <w:pPr>
-        <w:spacing w:after="80"/>
+        <w:spacing w:before="120" w:after="60" w:line="240" w:lineRule="auto"/>
       </w:pPr>
       <w:r>
         <w:rPr>
+          <w:rFonts w:ascii="Times New Roman" w:hAnsi="Times New Roman"/>
           <w:b/>
-          <w:sz w:val="20"/>
+          <w:sz w:val="24"/>
         </w:rPr>
-        <w:t xml:space="preserve">Dataset Used: </w:t>
-      </w:r>
-      <w:r>
-        <w:rPr>
-          <w:sz w:val="20"/>
-        </w:rPr>
-        <w:t>BSDS500 (Berkeley Segmentation Data Set) ships as natural images with hand-annotated object-boundary ground truth, not a tabular dataset. It was converted into a tabular binary-classification dataset (data/bsds_features.csv, built by scripts/build_dataset.py): one row per sampled pixel from all 200 BSDS500 training images, 10 features (R, G, B, gray, grad_mag, grad_dir, laplacian, local_std, x_norm, y_norm) capturing colour, gradient, texture and position, and label is_edge (1 if a majority of 6 human annotators marked the pixel as a segment boundary, else 0). 24,000 rows total, perfectly balanced (12,000 / 12,000). This same dataset is reused, unchanged, for every question in this lab.</w:t>
+        <w:t>Problem Statement:</w:t>
       </w:r>
     </w:p>
     <w:p>
       <w:pPr>
-        <w:spacing w:before="120" w:after="60"/>
+        <w:spacing w:before="0" w:after="120" w:line="240" w:lineRule="auto"/>
       </w:pPr>
       <w:r>
         <w:rPr>
-          <w:b/>
-          <w:color w:val="1F4E79"/>
-          <w:sz w:val="26"/>
+          <w:rFonts w:ascii="Times New Roman" w:hAnsi="Times New Roman"/>
+          <w:b w:val="0"/>
+          <w:i w:val="0"/>
+          <w:sz w:val="24"/>
         </w:rPr>
-        <w:t>Theory</w:t>
-      </w:r>
-    </w:p>
-    <w:p>
-      <w:r>
-        <w:rPr>
-          <w:sz w:val="20"/>
-        </w:rPr>
-        <w:t>Z-score method: flag a value as an outlier if |z| = |(x - mean)/std| &gt; 3, i.e. more than 3 standard deviations from the mean (assumes roughly normal data). IQR method: flag a value as an outlier if it falls outside [Q1 - 1.5*IQR, Q3 + 1.5*IQR], where IQR = Q3 - Q1 (distribution-free, robust to skew). Treatment here is winsorizing: outliers are capped at the IQR fences rather than dropped, to avoid shrinking the dataset.</w:t>
+        <w:t>Identify pixels whose colour/gradient/texture feature values are statistical outliers using two standard methods, compare how many outliers each method flags, and treat (cap) them so downstream models are not skewed by extreme values. BSDS500 (Berkeley Segmentation Data Set) is an image-segmentation dataset, not tabular data, so a tabular dataset was derived from it (data/bsds_features.csv, built by scripts/build_dataset.py): 24,000 pixels sampled from the 200 BSDS500 training images, 10 features (R, G, B, gray, grad_mag, grad_dir, laplacian, local_std, x_norm, y_norm) capturing colour, gradient, texture and position, and label is_edge (1 if a majority of 6 human annotators marked the pixel as a segment boundary, else 0). This same dataset is used, unchanged, for every question in this lab.</w:t>
       </w:r>
     </w:p>
     <w:p>
       <w:pPr>
-        <w:spacing w:before="120" w:after="60"/>
+        <w:spacing w:before="120" w:after="60" w:line="240" w:lineRule="auto"/>
       </w:pPr>
       <w:r>
         <w:rPr>
+          <w:rFonts w:ascii="Times New Roman" w:hAnsi="Times New Roman"/>
           <w:b/>
-          <w:color w:val="1F4E79"/>
-          <w:sz w:val="26"/>
+          <w:sz w:val="24"/>
         </w:rPr>
-        <w:t>Code</w:t>
+        <w:t>Algorithm:</w:t>
       </w:r>
     </w:p>
     <w:p>
       <w:pPr>
-        <w:spacing w:before="0" w:after="0" w:line="240" w:lineRule="auto"/>
+        <w:spacing w:before="0" w:after="40" w:line="240" w:lineRule="auto"/>
       </w:pPr>
       <w:r>
         <w:rPr>
-          <w:rFonts w:ascii="Courier New" w:hAnsi="Courier New"/>
-          <w:sz w:val="15"/>
+          <w:rFonts w:ascii="Times New Roman" w:hAnsi="Times New Roman"/>
+          <w:sz w:val="24"/>
         </w:rPr>
-        <w:t>"""</w:t>
+        <w:t>1. Load the feature dataset.</w:t>
       </w:r>
     </w:p>
     <w:p>
       <w:pPr>
-        <w:spacing w:before="0" w:after="0" w:line="240" w:lineRule="auto"/>
+        <w:spacing w:before="0" w:after="40" w:line="240" w:lineRule="auto"/>
       </w:pPr>
       <w:r>
         <w:rPr>
-          <w:rFonts w:ascii="Courier New" w:hAnsi="Courier New"/>
-          <w:sz w:val="15"/>
+          <w:rFonts w:ascii="Times New Roman" w:hAnsi="Times New Roman"/>
+          <w:sz w:val="24"/>
         </w:rPr>
-        <w:t>Q6 — Detect and treat outliers in the BSDS500-derived edge-pixel dataset</w:t>
+        <w:t>2. Z-score method: for each numeric feature, compute mean and standard deviation; flag a value as an outlier if |z-score| &gt; 3.</w:t>
       </w:r>
     </w:p>
     <w:p>
       <w:pPr>
-        <w:spacing w:before="0" w:after="0" w:line="240" w:lineRule="auto"/>
+        <w:spacing w:before="0" w:after="40" w:line="240" w:lineRule="auto"/>
       </w:pPr>
       <w:r>
         <w:rPr>
-          <w:rFonts w:ascii="Courier New" w:hAnsi="Courier New"/>
-          <w:sz w:val="15"/>
+          <w:rFonts w:ascii="Times New Roman" w:hAnsi="Times New Roman"/>
+          <w:sz w:val="24"/>
         </w:rPr>
-        <w:t>using the Z-score method and the IQR method.</w:t>
+        <w:t>3. IQR method: for each numeric feature, compute Q1, Q3 and IQR = Q3-Q1; flag a value as an outlier if it falls outside [Q1-1.5*IQR, Q3+1.5*IQR].</w:t>
       </w:r>
     </w:p>
     <w:p>
       <w:pPr>
-        <w:spacing w:before="0" w:after="0" w:line="240" w:lineRule="auto"/>
+        <w:spacing w:before="0" w:after="40" w:line="240" w:lineRule="auto"/>
       </w:pPr>
       <w:r>
         <w:rPr>
-          <w:rFonts w:ascii="Courier New" w:hAnsi="Courier New"/>
-          <w:sz w:val="15"/>
+          <w:rFonts w:ascii="Times New Roman" w:hAnsi="Times New Roman"/>
+          <w:sz w:val="24"/>
         </w:rPr>
-        <w:t>"""</w:t>
+        <w:t>4. Compare the number of outliers detected by each method, per feature.</w:t>
       </w:r>
     </w:p>
     <w:p>
       <w:pPr>
-        <w:spacing w:before="0" w:after="0" w:line="240" w:lineRule="auto"/>
+        <w:spacing w:before="0" w:after="40" w:line="240" w:lineRule="auto"/>
       </w:pPr>
       <w:r>
         <w:rPr>
-          <w:rFonts w:ascii="Courier New" w:hAnsi="Courier New"/>
-          <w:sz w:val="15"/>
+          <w:rFonts w:ascii="Times New Roman" w:hAnsi="Times New Roman"/>
+          <w:sz w:val="24"/>
         </w:rPr>
-        <w:t>import numpy as np</w:t>
+        <w:t>5. Treat outliers by capping (winsorizing) values at the IQR fences.</w:t>
       </w:r>
     </w:p>
     <w:p>
       <w:pPr>
-        <w:spacing w:before="0" w:after="0" w:line="240" w:lineRule="auto"/>
+        <w:spacing w:before="0" w:after="40" w:line="240" w:lineRule="auto"/>
       </w:pPr>
       <w:r>
         <w:rPr>
-          <w:rFonts w:ascii="Courier New" w:hAnsi="Courier New"/>
-          <w:sz w:val="15"/>
+          <w:rFonts w:ascii="Times New Roman" w:hAnsi="Times New Roman"/>
+          <w:sz w:val="24"/>
         </w:rPr>
-        <w:t>import pandas as pd</w:t>
+        <w:t>6. Visualize feature distributions (box plots) before and after treatment.</w:t>
       </w:r>
     </w:p>
     <w:p>
       <w:pPr>
-        <w:spacing w:before="0" w:after="0" w:line="240" w:lineRule="auto"/>
+        <w:spacing w:before="200" w:after="80" w:line="240" w:lineRule="auto"/>
       </w:pPr>
       <w:r>
         <w:rPr>
-          <w:rFonts w:ascii="Courier New" w:hAnsi="Courier New"/>
-          <w:sz w:val="15"/>
+          <w:rFonts w:ascii="Times New Roman" w:hAnsi="Times New Roman"/>
+          <w:b/>
+          <w:color w:val="1F3B5C"/>
+          <w:sz w:val="26"/>
         </w:rPr>
-        <w:t>import matplotlib.pyplot as plt</w:t>
+        <w:t>2. Program</w:t>
       </w:r>
     </w:p>
     <w:p>
       <w:pPr>
-        <w:spacing w:before="0" w:after="0" w:line="240" w:lineRule="auto"/>
+        <w:spacing w:before="0" w:after="60" w:line="240" w:lineRule="auto"/>
       </w:pPr>
       <w:r>
         <w:rPr>
-          <w:rFonts w:ascii="Courier New" w:hAnsi="Courier New"/>
-          <w:sz w:val="15"/>
+          <w:rFonts w:ascii="Times New Roman" w:hAnsi="Times New Roman"/>
+          <w:b w:val="0"/>
+          <w:i w:val="0"/>
+          <w:sz w:val="24"/>
         </w:rPr>
-        <w:t xml:space="preserve"> </w:t>
-      </w:r>
-    </w:p>
-    <w:p>
-      <w:pPr>
-        <w:spacing w:before="0" w:after="0" w:line="240" w:lineRule="auto"/>
-      </w:pPr>
-      <w:r>
-        <w:rPr>
-          <w:rFonts w:ascii="Courier New" w:hAnsi="Courier New"/>
-          <w:sz w:val="15"/>
-        </w:rPr>
-        <w:t>from common import DATA_CSV, FIG_DIR, save_metrics</w:t>
-      </w:r>
-    </w:p>
-    <w:p>
-      <w:pPr>
-        <w:spacing w:before="0" w:after="0" w:line="240" w:lineRule="auto"/>
-      </w:pPr>
-      <w:r>
-        <w:rPr>
-          <w:rFonts w:ascii="Courier New" w:hAnsi="Courier New"/>
-          <w:sz w:val="15"/>
-        </w:rPr>
-        <w:t xml:space="preserve"> </w:t>
-      </w:r>
-    </w:p>
-    <w:p>
-      <w:pPr>
-        <w:spacing w:before="0" w:after="0" w:line="240" w:lineRule="auto"/>
-      </w:pPr>
-      <w:r>
-        <w:rPr>
-          <w:rFonts w:ascii="Courier New" w:hAnsi="Courier New"/>
-          <w:sz w:val="15"/>
-        </w:rPr>
-        <w:t># grad_dir is circular (radians, -pi..pi) and x_norm/y_norm are positional —</w:t>
-      </w:r>
-    </w:p>
-    <w:p>
-      <w:pPr>
-        <w:spacing w:before="0" w:after="0" w:line="240" w:lineRule="auto"/>
-      </w:pPr>
-      <w:r>
-        <w:rPr>
-          <w:rFonts w:ascii="Courier New" w:hAnsi="Courier New"/>
-          <w:sz w:val="15"/>
-        </w:rPr>
-        <w:t># outlier analysis is only meaningful for the continuous magnitude features.</w:t>
-      </w:r>
-    </w:p>
-    <w:p>
-      <w:pPr>
-        <w:spacing w:before="0" w:after="0" w:line="240" w:lineRule="auto"/>
-      </w:pPr>
-      <w:r>
-        <w:rPr>
-          <w:rFonts w:ascii="Courier New" w:hAnsi="Courier New"/>
-          <w:sz w:val="15"/>
-        </w:rPr>
-        <w:t>OUTLIER_COLS = ["R", "G", "B", "gray", "grad_mag", "laplacian", "local_std"]</w:t>
-      </w:r>
-    </w:p>
-    <w:p>
-      <w:pPr>
-        <w:spacing w:before="0" w:after="0" w:line="240" w:lineRule="auto"/>
-      </w:pPr>
-      <w:r>
-        <w:rPr>
-          <w:rFonts w:ascii="Courier New" w:hAnsi="Courier New"/>
-          <w:sz w:val="15"/>
-        </w:rPr>
-        <w:t>Z_THRESH = 3.0</w:t>
-      </w:r>
-    </w:p>
-    <w:p>
-      <w:pPr>
-        <w:spacing w:before="0" w:after="0" w:line="240" w:lineRule="auto"/>
-      </w:pPr>
-      <w:r>
-        <w:rPr>
-          <w:rFonts w:ascii="Courier New" w:hAnsi="Courier New"/>
-          <w:sz w:val="15"/>
-        </w:rPr>
-        <w:t>IQR_K = 1.5</w:t>
-      </w:r>
-    </w:p>
-    <w:p>
-      <w:pPr>
-        <w:spacing w:before="0" w:after="0" w:line="240" w:lineRule="auto"/>
-      </w:pPr>
-      <w:r>
-        <w:rPr>
-          <w:rFonts w:ascii="Courier New" w:hAnsi="Courier New"/>
-          <w:sz w:val="15"/>
-        </w:rPr>
-        <w:t xml:space="preserve"> </w:t>
-      </w:r>
-    </w:p>
-    <w:p>
-      <w:pPr>
-        <w:spacing w:before="0" w:after="0" w:line="240" w:lineRule="auto"/>
-      </w:pPr>
-      <w:r>
-        <w:rPr>
-          <w:rFonts w:ascii="Courier New" w:hAnsi="Courier New"/>
-          <w:sz w:val="15"/>
-        </w:rPr>
-        <w:t xml:space="preserve"> </w:t>
-      </w:r>
-    </w:p>
-    <w:p>
-      <w:pPr>
-        <w:spacing w:before="0" w:after="0" w:line="240" w:lineRule="auto"/>
-      </w:pPr>
-      <w:r>
-        <w:rPr>
-          <w:rFonts w:ascii="Courier New" w:hAnsi="Courier New"/>
-          <w:sz w:val="15"/>
-        </w:rPr>
-        <w:t>def zscore_outliers(series):</w:t>
-      </w:r>
-    </w:p>
-    <w:p>
-      <w:pPr>
-        <w:spacing w:before="0" w:after="0" w:line="240" w:lineRule="auto"/>
-      </w:pPr>
-      <w:r>
-        <w:rPr>
-          <w:rFonts w:ascii="Courier New" w:hAnsi="Courier New"/>
-          <w:sz w:val="15"/>
-        </w:rPr>
-        <w:t xml:space="preserve">    z = (series - series.mean()) / series.std()</w:t>
-      </w:r>
-    </w:p>
-    <w:p>
-      <w:pPr>
-        <w:spacing w:before="0" w:after="0" w:line="240" w:lineRule="auto"/>
-      </w:pPr>
-      <w:r>
-        <w:rPr>
-          <w:rFonts w:ascii="Courier New" w:hAnsi="Courier New"/>
-          <w:sz w:val="15"/>
-        </w:rPr>
-        <w:t xml:space="preserve">    return z.abs() &gt; Z_THRESH</w:t>
-      </w:r>
-    </w:p>
-    <w:p>
-      <w:pPr>
-        <w:spacing w:before="0" w:after="0" w:line="240" w:lineRule="auto"/>
-      </w:pPr>
-      <w:r>
-        <w:rPr>
-          <w:rFonts w:ascii="Courier New" w:hAnsi="Courier New"/>
-          <w:sz w:val="15"/>
-        </w:rPr>
-        <w:t xml:space="preserve"> </w:t>
-      </w:r>
-    </w:p>
-    <w:p>
-      <w:pPr>
-        <w:spacing w:before="0" w:after="0" w:line="240" w:lineRule="auto"/>
-      </w:pPr>
-      <w:r>
-        <w:rPr>
-          <w:rFonts w:ascii="Courier New" w:hAnsi="Courier New"/>
-          <w:sz w:val="15"/>
-        </w:rPr>
-        <w:t xml:space="preserve"> </w:t>
-      </w:r>
-    </w:p>
-    <w:p>
-      <w:pPr>
-        <w:spacing w:before="0" w:after="0" w:line="240" w:lineRule="auto"/>
-      </w:pPr>
-      <w:r>
-        <w:rPr>
-          <w:rFonts w:ascii="Courier New" w:hAnsi="Courier New"/>
-          <w:sz w:val="15"/>
-        </w:rPr>
-        <w:t>def iqr_outliers(series):</w:t>
-      </w:r>
-    </w:p>
-    <w:p>
-      <w:pPr>
-        <w:spacing w:before="0" w:after="0" w:line="240" w:lineRule="auto"/>
-      </w:pPr>
-      <w:r>
-        <w:rPr>
-          <w:rFonts w:ascii="Courier New" w:hAnsi="Courier New"/>
-          <w:sz w:val="15"/>
-        </w:rPr>
-        <w:t xml:space="preserve">    q1, q3 = series.quantile(0.25), series.quantile(0.75)</w:t>
-      </w:r>
-    </w:p>
-    <w:p>
-      <w:pPr>
-        <w:spacing w:before="0" w:after="0" w:line="240" w:lineRule="auto"/>
-      </w:pPr>
-      <w:r>
-        <w:rPr>
-          <w:rFonts w:ascii="Courier New" w:hAnsi="Courier New"/>
-          <w:sz w:val="15"/>
-        </w:rPr>
-        <w:t xml:space="preserve">    iqr = q3 - q1</w:t>
-      </w:r>
-    </w:p>
-    <w:p>
-      <w:pPr>
-        <w:spacing w:before="0" w:after="0" w:line="240" w:lineRule="auto"/>
-      </w:pPr>
-      <w:r>
-        <w:rPr>
-          <w:rFonts w:ascii="Courier New" w:hAnsi="Courier New"/>
-          <w:sz w:val="15"/>
-        </w:rPr>
-        <w:t xml:space="preserve">    lower, upper = q1 - IQR_K * iqr, q3 + IQR_K * iqr</w:t>
-      </w:r>
-    </w:p>
-    <w:p>
-      <w:pPr>
-        <w:spacing w:before="0" w:after="0" w:line="240" w:lineRule="auto"/>
-      </w:pPr>
-      <w:r>
-        <w:rPr>
-          <w:rFonts w:ascii="Courier New" w:hAnsi="Courier New"/>
-          <w:sz w:val="15"/>
-        </w:rPr>
-        <w:t xml:space="preserve">    return (series &lt; lower) | (series &gt; upper), lower, upper</w:t>
-      </w:r>
-    </w:p>
-    <w:p>
-      <w:pPr>
-        <w:spacing w:before="0" w:after="0" w:line="240" w:lineRule="auto"/>
-      </w:pPr>
-      <w:r>
-        <w:rPr>
-          <w:rFonts w:ascii="Courier New" w:hAnsi="Courier New"/>
-          <w:sz w:val="15"/>
-        </w:rPr>
-        <w:t xml:space="preserve"> </w:t>
-      </w:r>
-    </w:p>
-    <w:p>
-      <w:pPr>
-        <w:spacing w:before="0" w:after="0" w:line="240" w:lineRule="auto"/>
-      </w:pPr>
-      <w:r>
-        <w:rPr>
-          <w:rFonts w:ascii="Courier New" w:hAnsi="Courier New"/>
-          <w:sz w:val="15"/>
-        </w:rPr>
-        <w:t xml:space="preserve"> </w:t>
-      </w:r>
-    </w:p>
-    <w:p>
-      <w:pPr>
-        <w:spacing w:before="0" w:after="0" w:line="240" w:lineRule="auto"/>
-      </w:pPr>
-      <w:r>
-        <w:rPr>
-          <w:rFonts w:ascii="Courier New" w:hAnsi="Courier New"/>
-          <w:sz w:val="15"/>
-        </w:rPr>
-        <w:t>def main():</w:t>
-      </w:r>
-    </w:p>
-    <w:p>
-      <w:pPr>
-        <w:spacing w:before="0" w:after="0" w:line="240" w:lineRule="auto"/>
-      </w:pPr>
-      <w:r>
-        <w:rPr>
-          <w:rFonts w:ascii="Courier New" w:hAnsi="Courier New"/>
-          <w:sz w:val="15"/>
-        </w:rPr>
-        <w:t xml:space="preserve">    df = pd.read_csv(DATA_CSV)</w:t>
-      </w:r>
-    </w:p>
-    <w:p>
-      <w:pPr>
-        <w:spacing w:before="0" w:after="0" w:line="240" w:lineRule="auto"/>
-      </w:pPr>
-      <w:r>
-        <w:rPr>
-          <w:rFonts w:ascii="Courier New" w:hAnsi="Courier New"/>
-          <w:sz w:val="15"/>
-        </w:rPr>
-        <w:t xml:space="preserve">    summary = {}</w:t>
-      </w:r>
-    </w:p>
-    <w:p>
-      <w:pPr>
-        <w:spacing w:before="0" w:after="0" w:line="240" w:lineRule="auto"/>
-      </w:pPr>
-      <w:r>
-        <w:rPr>
-          <w:rFonts w:ascii="Courier New" w:hAnsi="Courier New"/>
-          <w:sz w:val="15"/>
-        </w:rPr>
-        <w:t xml:space="preserve">    df_treated = df.copy()</w:t>
-      </w:r>
-    </w:p>
-    <w:p>
-      <w:pPr>
-        <w:spacing w:before="0" w:after="0" w:line="240" w:lineRule="auto"/>
-      </w:pPr>
-      <w:r>
-        <w:rPr>
-          <w:rFonts w:ascii="Courier New" w:hAnsi="Courier New"/>
-          <w:sz w:val="15"/>
-        </w:rPr>
-        <w:t xml:space="preserve"> </w:t>
-      </w:r>
-    </w:p>
-    <w:p>
-      <w:pPr>
-        <w:spacing w:before="0" w:after="0" w:line="240" w:lineRule="auto"/>
-      </w:pPr>
-      <w:r>
-        <w:rPr>
-          <w:rFonts w:ascii="Courier New" w:hAnsi="Courier New"/>
-          <w:sz w:val="15"/>
-        </w:rPr>
-        <w:t xml:space="preserve">    for col in OUTLIER_COLS:</w:t>
-      </w:r>
-    </w:p>
-    <w:p>
-      <w:pPr>
-        <w:spacing w:before="0" w:after="0" w:line="240" w:lineRule="auto"/>
-      </w:pPr>
-      <w:r>
-        <w:rPr>
-          <w:rFonts w:ascii="Courier New" w:hAnsi="Courier New"/>
-          <w:sz w:val="15"/>
-        </w:rPr>
-        <w:t xml:space="preserve">        z_mask = zscore_outliers(df[col])</w:t>
-      </w:r>
-    </w:p>
-    <w:p>
-      <w:pPr>
-        <w:spacing w:before="0" w:after="0" w:line="240" w:lineRule="auto"/>
-      </w:pPr>
-      <w:r>
-        <w:rPr>
-          <w:rFonts w:ascii="Courier New" w:hAnsi="Courier New"/>
-          <w:sz w:val="15"/>
-        </w:rPr>
-        <w:t xml:space="preserve">        iqr_mask, lower, upper = iqr_outliers(df[col])</w:t>
-      </w:r>
-    </w:p>
-    <w:p>
-      <w:pPr>
-        <w:spacing w:before="0" w:after="0" w:line="240" w:lineRule="auto"/>
-      </w:pPr>
-      <w:r>
-        <w:rPr>
-          <w:rFonts w:ascii="Courier New" w:hAnsi="Courier New"/>
-          <w:sz w:val="15"/>
-        </w:rPr>
-        <w:t xml:space="preserve"> </w:t>
-      </w:r>
-    </w:p>
-    <w:p>
-      <w:pPr>
-        <w:spacing w:before="0" w:after="0" w:line="240" w:lineRule="auto"/>
-      </w:pPr>
-      <w:r>
-        <w:rPr>
-          <w:rFonts w:ascii="Courier New" w:hAnsi="Courier New"/>
-          <w:sz w:val="15"/>
-        </w:rPr>
-        <w:t xml:space="preserve">        # Treatment: cap (winsorize) IQR-flagged values at the fences.</w:t>
-      </w:r>
-    </w:p>
-    <w:p>
-      <w:pPr>
-        <w:spacing w:before="0" w:after="0" w:line="240" w:lineRule="auto"/>
-      </w:pPr>
-      <w:r>
-        <w:rPr>
-          <w:rFonts w:ascii="Courier New" w:hAnsi="Courier New"/>
-          <w:sz w:val="15"/>
-        </w:rPr>
-        <w:t xml:space="preserve">        df_treated[col] = df[col].clip(lower=lower, upper=upper)</w:t>
-      </w:r>
-    </w:p>
-    <w:p>
-      <w:pPr>
-        <w:spacing w:before="0" w:after="0" w:line="240" w:lineRule="auto"/>
-      </w:pPr>
-      <w:r>
-        <w:rPr>
-          <w:rFonts w:ascii="Courier New" w:hAnsi="Courier New"/>
-          <w:sz w:val="15"/>
-        </w:rPr>
-        <w:t xml:space="preserve"> </w:t>
-      </w:r>
-    </w:p>
-    <w:p>
-      <w:pPr>
-        <w:spacing w:before="0" w:after="0" w:line="240" w:lineRule="auto"/>
-      </w:pPr>
-      <w:r>
-        <w:rPr>
-          <w:rFonts w:ascii="Courier New" w:hAnsi="Courier New"/>
-          <w:sz w:val="15"/>
-        </w:rPr>
-        <w:t xml:space="preserve">        summary[col] = {</w:t>
-      </w:r>
-    </w:p>
-    <w:p>
-      <w:pPr>
-        <w:spacing w:before="0" w:after="0" w:line="240" w:lineRule="auto"/>
-      </w:pPr>
-      <w:r>
-        <w:rPr>
-          <w:rFonts w:ascii="Courier New" w:hAnsi="Courier New"/>
-          <w:sz w:val="15"/>
-        </w:rPr>
-        <w:t xml:space="preserve">            "n_outliers_zscore": int(z_mask.sum()),</w:t>
-      </w:r>
-    </w:p>
-    <w:p>
-      <w:pPr>
-        <w:spacing w:before="0" w:after="0" w:line="240" w:lineRule="auto"/>
-      </w:pPr>
-      <w:r>
-        <w:rPr>
-          <w:rFonts w:ascii="Courier New" w:hAnsi="Courier New"/>
-          <w:sz w:val="15"/>
-        </w:rPr>
-        <w:t xml:space="preserve">            "pct_outliers_zscore": float(100 * z_mask.mean()),</w:t>
-      </w:r>
-    </w:p>
-    <w:p>
-      <w:pPr>
-        <w:spacing w:before="0" w:after="0" w:line="240" w:lineRule="auto"/>
-      </w:pPr>
-      <w:r>
-        <w:rPr>
-          <w:rFonts w:ascii="Courier New" w:hAnsi="Courier New"/>
-          <w:sz w:val="15"/>
-        </w:rPr>
-        <w:t xml:space="preserve">            "n_outliers_iqr": int(iqr_mask.sum()),</w:t>
-      </w:r>
-    </w:p>
-    <w:p>
-      <w:pPr>
-        <w:spacing w:before="0" w:after="0" w:line="240" w:lineRule="auto"/>
-      </w:pPr>
-      <w:r>
-        <w:rPr>
-          <w:rFonts w:ascii="Courier New" w:hAnsi="Courier New"/>
-          <w:sz w:val="15"/>
-        </w:rPr>
-        <w:t xml:space="preserve">            "pct_outliers_iqr": float(100 * iqr_mask.mean()),</w:t>
-      </w:r>
-    </w:p>
-    <w:p>
-      <w:pPr>
-        <w:spacing w:before="0" w:after="0" w:line="240" w:lineRule="auto"/>
-      </w:pPr>
-      <w:r>
-        <w:rPr>
-          <w:rFonts w:ascii="Courier New" w:hAnsi="Courier New"/>
-          <w:sz w:val="15"/>
-        </w:rPr>
-        <w:t xml:space="preserve">            "iqr_lower_fence": float(lower),</w:t>
-      </w:r>
-    </w:p>
-    <w:p>
-      <w:pPr>
-        <w:spacing w:before="0" w:after="0" w:line="240" w:lineRule="auto"/>
-      </w:pPr>
-      <w:r>
-        <w:rPr>
-          <w:rFonts w:ascii="Courier New" w:hAnsi="Courier New"/>
-          <w:sz w:val="15"/>
-        </w:rPr>
-        <w:t xml:space="preserve">            "iqr_upper_fence": float(upper),</w:t>
-      </w:r>
-    </w:p>
-    <w:p>
-      <w:pPr>
-        <w:spacing w:before="0" w:after="0" w:line="240" w:lineRule="auto"/>
-      </w:pPr>
-      <w:r>
-        <w:rPr>
-          <w:rFonts w:ascii="Courier New" w:hAnsi="Courier New"/>
-          <w:sz w:val="15"/>
-        </w:rPr>
-        <w:t xml:space="preserve">        }</w:t>
-      </w:r>
-    </w:p>
-    <w:p>
-      <w:pPr>
-        <w:spacing w:before="0" w:after="0" w:line="240" w:lineRule="auto"/>
-      </w:pPr>
-      <w:r>
-        <w:rPr>
-          <w:rFonts w:ascii="Courier New" w:hAnsi="Courier New"/>
-          <w:sz w:val="15"/>
-        </w:rPr>
-        <w:t xml:space="preserve">        print(f"{col:10s} zscore={z_mask.sum():4d} ({100*z_mask.mean():.2f}%)  "</w:t>
-      </w:r>
-    </w:p>
-    <w:p>
-      <w:pPr>
-        <w:spacing w:before="0" w:after="0" w:line="240" w:lineRule="auto"/>
-      </w:pPr>
-      <w:r>
-        <w:rPr>
-          <w:rFonts w:ascii="Courier New" w:hAnsi="Courier New"/>
-          <w:sz w:val="15"/>
-        </w:rPr>
-        <w:t xml:space="preserve">              f"iqr={iqr_mask.sum():4d} ({100*iqr_mask.mean():.2f}%)  "</w:t>
-      </w:r>
-    </w:p>
-    <w:p>
-      <w:pPr>
-        <w:spacing w:before="0" w:after="0" w:line="240" w:lineRule="auto"/>
-      </w:pPr>
-      <w:r>
-        <w:rPr>
-          <w:rFonts w:ascii="Courier New" w:hAnsi="Courier New"/>
-          <w:sz w:val="15"/>
-        </w:rPr>
-        <w:t xml:space="preserve">              f"fences=[{lower:.3f}, {upper:.3f}]")</w:t>
-      </w:r>
-    </w:p>
-    <w:p>
-      <w:pPr>
-        <w:spacing w:before="0" w:after="0" w:line="240" w:lineRule="auto"/>
-      </w:pPr>
-      <w:r>
-        <w:rPr>
-          <w:rFonts w:ascii="Courier New" w:hAnsi="Courier New"/>
-          <w:sz w:val="15"/>
-        </w:rPr>
-        <w:t xml:space="preserve"> </w:t>
-      </w:r>
-    </w:p>
-    <w:p>
-      <w:pPr>
-        <w:spacing w:before="0" w:after="0" w:line="240" w:lineRule="auto"/>
-      </w:pPr>
-      <w:r>
-        <w:rPr>
-          <w:rFonts w:ascii="Courier New" w:hAnsi="Courier New"/>
-          <w:sz w:val="15"/>
-        </w:rPr>
-        <w:t xml:space="preserve">    # ---------- before/after boxplots ----------</w:t>
-      </w:r>
-    </w:p>
-    <w:p>
-      <w:pPr>
-        <w:spacing w:before="0" w:after="0" w:line="240" w:lineRule="auto"/>
-      </w:pPr>
-      <w:r>
-        <w:rPr>
-          <w:rFonts w:ascii="Courier New" w:hAnsi="Courier New"/>
-          <w:sz w:val="15"/>
-        </w:rPr>
-        <w:t xml:space="preserve">    fig, axes = plt.subplots(1, 2, figsize=(14, 5))</w:t>
-      </w:r>
-    </w:p>
-    <w:p>
-      <w:pPr>
-        <w:spacing w:before="0" w:after="0" w:line="240" w:lineRule="auto"/>
-      </w:pPr>
-      <w:r>
-        <w:rPr>
-          <w:rFonts w:ascii="Courier New" w:hAnsi="Courier New"/>
-          <w:sz w:val="15"/>
-        </w:rPr>
-        <w:t xml:space="preserve">    df[OUTLIER_COLS].boxplot(ax=axes[0], rot=45)</w:t>
-      </w:r>
-    </w:p>
-    <w:p>
-      <w:pPr>
-        <w:spacing w:before="0" w:after="0" w:line="240" w:lineRule="auto"/>
-      </w:pPr>
-      <w:r>
-        <w:rPr>
-          <w:rFonts w:ascii="Courier New" w:hAnsi="Courier New"/>
-          <w:sz w:val="15"/>
-        </w:rPr>
-        <w:t xml:space="preserve">    axes[0].set_title("Before treatment")</w:t>
-      </w:r>
-    </w:p>
-    <w:p>
-      <w:pPr>
-        <w:spacing w:before="0" w:after="0" w:line="240" w:lineRule="auto"/>
-      </w:pPr>
-      <w:r>
-        <w:rPr>
-          <w:rFonts w:ascii="Courier New" w:hAnsi="Courier New"/>
-          <w:sz w:val="15"/>
-        </w:rPr>
-        <w:t xml:space="preserve">    df_treated[OUTLIER_COLS].boxplot(ax=axes[1], rot=45)</w:t>
-      </w:r>
-    </w:p>
-    <w:p>
-      <w:pPr>
-        <w:spacing w:before="0" w:after="0" w:line="240" w:lineRule="auto"/>
-      </w:pPr>
-      <w:r>
-        <w:rPr>
-          <w:rFonts w:ascii="Courier New" w:hAnsi="Courier New"/>
-          <w:sz w:val="15"/>
-        </w:rPr>
-        <w:t xml:space="preserve">    axes[1].set_title("After IQR-capping (winsorized)")</w:t>
-      </w:r>
-    </w:p>
-    <w:p>
-      <w:pPr>
-        <w:spacing w:before="0" w:after="0" w:line="240" w:lineRule="auto"/>
-      </w:pPr>
-      <w:r>
-        <w:rPr>
-          <w:rFonts w:ascii="Courier New" w:hAnsi="Courier New"/>
-          <w:sz w:val="15"/>
-        </w:rPr>
-        <w:t xml:space="preserve">    plt.suptitle("Outlier treatment: box plots before vs after")</w:t>
-      </w:r>
-    </w:p>
-    <w:p>
-      <w:pPr>
-        <w:spacing w:before="0" w:after="0" w:line="240" w:lineRule="auto"/>
-      </w:pPr>
-      <w:r>
-        <w:rPr>
-          <w:rFonts w:ascii="Courier New" w:hAnsi="Courier New"/>
-          <w:sz w:val="15"/>
-        </w:rPr>
-        <w:t xml:space="preserve">    plt.tight_layout()</w:t>
-      </w:r>
-    </w:p>
-    <w:p>
-      <w:pPr>
-        <w:spacing w:before="0" w:after="0" w:line="240" w:lineRule="auto"/>
-      </w:pPr>
-      <w:r>
-        <w:rPr>
-          <w:rFonts w:ascii="Courier New" w:hAnsi="Courier New"/>
-          <w:sz w:val="15"/>
-        </w:rPr>
-        <w:t xml:space="preserve">    plt.savefig(FIG_DIR / "q6_outlier_boxplots.png", bbox_inches="tight")</w:t>
-      </w:r>
-    </w:p>
-    <w:p>
-      <w:pPr>
-        <w:spacing w:before="0" w:after="0" w:line="240" w:lineRule="auto"/>
-      </w:pPr>
-      <w:r>
-        <w:rPr>
-          <w:rFonts w:ascii="Courier New" w:hAnsi="Courier New"/>
-          <w:sz w:val="15"/>
-        </w:rPr>
-        <w:t xml:space="preserve">    plt.close()</w:t>
-      </w:r>
-    </w:p>
-    <w:p>
-      <w:pPr>
-        <w:spacing w:before="0" w:after="0" w:line="240" w:lineRule="auto"/>
-      </w:pPr>
-      <w:r>
-        <w:rPr>
-          <w:rFonts w:ascii="Courier New" w:hAnsi="Courier New"/>
-          <w:sz w:val="15"/>
-        </w:rPr>
-        <w:t xml:space="preserve"> </w:t>
-      </w:r>
-    </w:p>
-    <w:p>
-      <w:pPr>
-        <w:spacing w:before="0" w:after="0" w:line="240" w:lineRule="auto"/>
-      </w:pPr>
-      <w:r>
-        <w:rPr>
-          <w:rFonts w:ascii="Courier New" w:hAnsi="Courier New"/>
-          <w:sz w:val="15"/>
-        </w:rPr>
-        <w:t xml:space="preserve">    # bar chart comparing method counts</w:t>
-      </w:r>
-    </w:p>
-    <w:p>
-      <w:pPr>
-        <w:spacing w:before="0" w:after="0" w:line="240" w:lineRule="auto"/>
-      </w:pPr>
-      <w:r>
-        <w:rPr>
-          <w:rFonts w:ascii="Courier New" w:hAnsi="Courier New"/>
-          <w:sz w:val="15"/>
-        </w:rPr>
-        <w:t xml:space="preserve">    fig, ax = plt.subplots(figsize=(8, 4.5))</w:t>
-      </w:r>
-    </w:p>
-    <w:p>
-      <w:pPr>
-        <w:spacing w:before="0" w:after="0" w:line="240" w:lineRule="auto"/>
-      </w:pPr>
-      <w:r>
-        <w:rPr>
-          <w:rFonts w:ascii="Courier New" w:hAnsi="Courier New"/>
-          <w:sz w:val="15"/>
-        </w:rPr>
-        <w:t xml:space="preserve">    x = np.arange(len(OUTLIER_COLS))</w:t>
-      </w:r>
-    </w:p>
-    <w:p>
-      <w:pPr>
-        <w:spacing w:before="0" w:after="0" w:line="240" w:lineRule="auto"/>
-      </w:pPr>
-      <w:r>
-        <w:rPr>
-          <w:rFonts w:ascii="Courier New" w:hAnsi="Courier New"/>
-          <w:sz w:val="15"/>
-        </w:rPr>
-        <w:t xml:space="preserve">    width = 0.35</w:t>
-      </w:r>
-    </w:p>
-    <w:p>
-      <w:pPr>
-        <w:spacing w:before="0" w:after="0" w:line="240" w:lineRule="auto"/>
-      </w:pPr>
-      <w:r>
-        <w:rPr>
-          <w:rFonts w:ascii="Courier New" w:hAnsi="Courier New"/>
-          <w:sz w:val="15"/>
-        </w:rPr>
-        <w:t xml:space="preserve">    z_counts = [summary[c]["n_outliers_zscore"] for c in OUTLIER_COLS]</w:t>
-      </w:r>
-    </w:p>
-    <w:p>
-      <w:pPr>
-        <w:spacing w:before="0" w:after="0" w:line="240" w:lineRule="auto"/>
-      </w:pPr>
-      <w:r>
-        <w:rPr>
-          <w:rFonts w:ascii="Courier New" w:hAnsi="Courier New"/>
-          <w:sz w:val="15"/>
-        </w:rPr>
-        <w:t xml:space="preserve">    iqr_counts = [summary[c]["n_outliers_iqr"] for c in OUTLIER_COLS]</w:t>
-      </w:r>
-    </w:p>
-    <w:p>
-      <w:pPr>
-        <w:spacing w:before="0" w:after="0" w:line="240" w:lineRule="auto"/>
-      </w:pPr>
-      <w:r>
-        <w:rPr>
-          <w:rFonts w:ascii="Courier New" w:hAnsi="Courier New"/>
-          <w:sz w:val="15"/>
-        </w:rPr>
-        <w:t xml:space="preserve">    ax.bar(x - width/2, z_counts, width, label="Z-score (|z|&gt;3)")</w:t>
-      </w:r>
-    </w:p>
-    <w:p>
-      <w:pPr>
-        <w:spacing w:before="0" w:after="0" w:line="240" w:lineRule="auto"/>
-      </w:pPr>
-      <w:r>
-        <w:rPr>
-          <w:rFonts w:ascii="Courier New" w:hAnsi="Courier New"/>
-          <w:sz w:val="15"/>
-        </w:rPr>
-        <w:t xml:space="preserve">    ax.bar(x + width/2, iqr_counts, width, label="IQR (1.5x)")</w:t>
-      </w:r>
-    </w:p>
-    <w:p>
-      <w:pPr>
-        <w:spacing w:before="0" w:after="0" w:line="240" w:lineRule="auto"/>
-      </w:pPr>
-      <w:r>
-        <w:rPr>
-          <w:rFonts w:ascii="Courier New" w:hAnsi="Courier New"/>
-          <w:sz w:val="15"/>
-        </w:rPr>
-        <w:t xml:space="preserve">    ax.set_xticks(x); ax.set_xticklabels(OUTLIER_COLS, rotation=45, ha="right")</w:t>
-      </w:r>
-    </w:p>
-    <w:p>
-      <w:pPr>
-        <w:spacing w:before="0" w:after="0" w:line="240" w:lineRule="auto"/>
-      </w:pPr>
-      <w:r>
-        <w:rPr>
-          <w:rFonts w:ascii="Courier New" w:hAnsi="Courier New"/>
-          <w:sz w:val="15"/>
-        </w:rPr>
-        <w:t xml:space="preserve">    ax.set_ylabel("# outliers detected")</w:t>
-      </w:r>
-    </w:p>
-    <w:p>
-      <w:pPr>
-        <w:spacing w:before="0" w:after="0" w:line="240" w:lineRule="auto"/>
-      </w:pPr>
-      <w:r>
-        <w:rPr>
-          <w:rFonts w:ascii="Courier New" w:hAnsi="Courier New"/>
-          <w:sz w:val="15"/>
-        </w:rPr>
-        <w:t xml:space="preserve">    ax.set_title(f"Outlier counts by method (n={len(df)})")</w:t>
-      </w:r>
-    </w:p>
-    <w:p>
-      <w:pPr>
-        <w:spacing w:before="0" w:after="0" w:line="240" w:lineRule="auto"/>
-      </w:pPr>
-      <w:r>
-        <w:rPr>
-          <w:rFonts w:ascii="Courier New" w:hAnsi="Courier New"/>
-          <w:sz w:val="15"/>
-        </w:rPr>
-        <w:t xml:space="preserve">    ax.legend()</w:t>
-      </w:r>
-    </w:p>
-    <w:p>
-      <w:pPr>
-        <w:spacing w:before="0" w:after="0" w:line="240" w:lineRule="auto"/>
-      </w:pPr>
-      <w:r>
-        <w:rPr>
-          <w:rFonts w:ascii="Courier New" w:hAnsi="Courier New"/>
-          <w:sz w:val="15"/>
-        </w:rPr>
-        <w:t xml:space="preserve">    plt.tight_layout()</w:t>
-      </w:r>
-    </w:p>
-    <w:p>
-      <w:pPr>
-        <w:spacing w:before="0" w:after="0" w:line="240" w:lineRule="auto"/>
-      </w:pPr>
-      <w:r>
-        <w:rPr>
-          <w:rFonts w:ascii="Courier New" w:hAnsi="Courier New"/>
-          <w:sz w:val="15"/>
-        </w:rPr>
-        <w:t xml:space="preserve">    plt.savefig(FIG_DIR / "q6_outlier_counts.png", bbox_inches="tight")</w:t>
-      </w:r>
-    </w:p>
-    <w:p>
-      <w:pPr>
-        <w:spacing w:before="0" w:after="0" w:line="240" w:lineRule="auto"/>
-      </w:pPr>
-      <w:r>
-        <w:rPr>
-          <w:rFonts w:ascii="Courier New" w:hAnsi="Courier New"/>
-          <w:sz w:val="15"/>
-        </w:rPr>
-        <w:t xml:space="preserve">    plt.close()</w:t>
-      </w:r>
-    </w:p>
-    <w:p>
-      <w:pPr>
-        <w:spacing w:before="0" w:after="0" w:line="240" w:lineRule="auto"/>
-      </w:pPr>
-      <w:r>
-        <w:rPr>
-          <w:rFonts w:ascii="Courier New" w:hAnsi="Courier New"/>
-          <w:sz w:val="15"/>
-        </w:rPr>
-        <w:t xml:space="preserve"> </w:t>
-      </w:r>
-    </w:p>
-    <w:p>
-      <w:pPr>
-        <w:spacing w:before="0" w:after="0" w:line="240" w:lineRule="auto"/>
-      </w:pPr>
-      <w:r>
-        <w:rPr>
-          <w:rFonts w:ascii="Courier New" w:hAnsi="Courier New"/>
-          <w:sz w:val="15"/>
-        </w:rPr>
-        <w:t xml:space="preserve">    treated_path = DATA_CSV.parent / "bsds_features_outliers_treated.csv"</w:t>
-      </w:r>
-    </w:p>
-    <w:p>
-      <w:pPr>
-        <w:spacing w:before="0" w:after="0" w:line="240" w:lineRule="auto"/>
-      </w:pPr>
-      <w:r>
-        <w:rPr>
-          <w:rFonts w:ascii="Courier New" w:hAnsi="Courier New"/>
-          <w:sz w:val="15"/>
-        </w:rPr>
-        <w:t xml:space="preserve">    df_treated.to_csv(treated_path, index=False)</w:t>
-      </w:r>
-    </w:p>
-    <w:p>
-      <w:pPr>
-        <w:spacing w:before="0" w:after="0" w:line="240" w:lineRule="auto"/>
-      </w:pPr>
-      <w:r>
-        <w:rPr>
-          <w:rFonts w:ascii="Courier New" w:hAnsi="Courier New"/>
-          <w:sz w:val="15"/>
-        </w:rPr>
-        <w:t xml:space="preserve">    print(f"saved treated dataset -&gt; {treated_path}")</w:t>
-      </w:r>
-    </w:p>
-    <w:p>
-      <w:pPr>
-        <w:spacing w:before="0" w:after="0" w:line="240" w:lineRule="auto"/>
-      </w:pPr>
-      <w:r>
-        <w:rPr>
-          <w:rFonts w:ascii="Courier New" w:hAnsi="Courier New"/>
-          <w:sz w:val="15"/>
-        </w:rPr>
-        <w:t xml:space="preserve"> </w:t>
-      </w:r>
-    </w:p>
-    <w:p>
-      <w:pPr>
-        <w:spacing w:before="0" w:after="0" w:line="240" w:lineRule="auto"/>
-      </w:pPr>
-      <w:r>
-        <w:rPr>
-          <w:rFonts w:ascii="Courier New" w:hAnsi="Courier New"/>
-          <w:sz w:val="15"/>
-        </w:rPr>
-        <w:t xml:space="preserve">    save_metrics("q6_outliers", {"per_feature": summary, "total_rows": len(df)})</w:t>
-      </w:r>
-    </w:p>
-    <w:p>
-      <w:pPr>
-        <w:spacing w:before="0" w:after="0" w:line="240" w:lineRule="auto"/>
-      </w:pPr>
-      <w:r>
-        <w:rPr>
-          <w:rFonts w:ascii="Courier New" w:hAnsi="Courier New"/>
-          <w:sz w:val="15"/>
-        </w:rPr>
-        <w:t xml:space="preserve"> </w:t>
-      </w:r>
-    </w:p>
-    <w:p>
-      <w:pPr>
-        <w:spacing w:before="0" w:after="0" w:line="240" w:lineRule="auto"/>
-      </w:pPr>
-      <w:r>
-        <w:rPr>
-          <w:rFonts w:ascii="Courier New" w:hAnsi="Courier New"/>
-          <w:sz w:val="15"/>
-        </w:rPr>
-        <w:t xml:space="preserve"> </w:t>
-      </w:r>
-    </w:p>
-    <w:p>
-      <w:pPr>
-        <w:spacing w:before="0" w:after="0" w:line="240" w:lineRule="auto"/>
-      </w:pPr>
-      <w:r>
-        <w:rPr>
-          <w:rFonts w:ascii="Courier New" w:hAnsi="Courier New"/>
-          <w:sz w:val="15"/>
-        </w:rPr>
-        <w:t>if __name__ == "__main__":</w:t>
-      </w:r>
-    </w:p>
-    <w:p>
-      <w:pPr>
-        <w:spacing w:before="0" w:after="0" w:line="240" w:lineRule="auto"/>
-      </w:pPr>
-      <w:r>
-        <w:rPr>
-          <w:rFonts w:ascii="Courier New" w:hAnsi="Courier New"/>
-          <w:sz w:val="15"/>
-        </w:rPr>
-        <w:t xml:space="preserve">    main()</w:t>
-      </w:r>
-    </w:p>
-    <w:p>
-      <w:pPr>
-        <w:spacing w:before="120" w:after="60"/>
-      </w:pPr>
-      <w:r>
-        <w:rPr>
-          <w:b/>
-          <w:color w:val="1F4E79"/>
-          <w:sz w:val="26"/>
-        </w:rPr>
-        <w:t>Output</w:t>
+        <w:t>Key code section (function definitions, core algorithm, and key parameter settings):</w:t>
       </w:r>
     </w:p>
     <w:tbl>
       <w:tblPr>
-        <w:tblStyle w:val="LightGrid-Accent1"/>
         <w:tblW w:type="auto" w:w="0"/>
+        <w:tblLayout w:type="autofit"/>
         <w:tblLook w:firstColumn="1" w:firstRow="1" w:lastColumn="0" w:lastRow="0" w:noHBand="0" w:noVBand="1" w:val="04A0"/>
       </w:tblPr>
       <w:tblGrid>
-        <w:gridCol w:w="3408"/>
-        <w:gridCol w:w="3408"/>
-        <w:gridCol w:w="3408"/>
+        <w:gridCol w:w="9314"/>
       </w:tblGrid>
       <w:tr>
         <w:tc>
           <w:tcPr>
-            <w:tcW w:type="dxa" w:w="3408"/>
+            <w:tcW w:type="dxa" w:w="9314"/>
+            <w:shd w:val="clear" w:fill="F2F2F2"/>
           </w:tcPr>
           <w:p>
+            <w:pPr>
+              <w:spacing w:before="0" w:after="0" w:line="240" w:lineRule="auto"/>
+            </w:pPr>
+            <w:r/>
             <w:r>
               <w:rPr>
-                <w:b/>
-                <w:sz w:val="18"/>
+                <w:rFonts w:ascii="Consolas" w:hAnsi="Consolas"/>
+                <w:sz w:val="19"/>
               </w:rPr>
-              <w:t>Feature</w:t>
+              <w:t>def zscore_outliers(s, thresh=3.0):</w:t>
             </w:r>
           </w:p>
-        </w:tc>
-        <w:tc>
-          <w:tcPr>
-            <w:tcW w:type="dxa" w:w="3408"/>
-          </w:tcPr>
           <w:p>
+            <w:pPr>
+              <w:spacing w:before="0" w:after="0" w:line="240" w:lineRule="auto"/>
+            </w:pPr>
             <w:r>
               <w:rPr>
-                <w:b/>
-                <w:sz w:val="18"/>
+                <w:rFonts w:ascii="Consolas" w:hAnsi="Consolas"/>
+                <w:sz w:val="19"/>
               </w:rPr>
-              <w:t>Z-score outliers</w:t>
+              <w:t xml:space="preserve">    z = (s - s.mean()) / s.std()</w:t>
             </w:r>
           </w:p>
-        </w:tc>
-        <w:tc>
-          <w:tcPr>
-            <w:tcW w:type="dxa" w:w="3408"/>
-          </w:tcPr>
           <w:p>
+            <w:pPr>
+              <w:spacing w:before="0" w:after="0" w:line="240" w:lineRule="auto"/>
+            </w:pPr>
             <w:r>
               <w:rPr>
-                <w:b/>
-                <w:sz w:val="18"/>
+                <w:rFonts w:ascii="Consolas" w:hAnsi="Consolas"/>
+                <w:sz w:val="19"/>
               </w:rPr>
-              <w:t>IQR outliers</w:t>
+              <w:t xml:space="preserve">    return z.abs() &gt; thresh</w:t>
             </w:r>
           </w:p>
-        </w:tc>
-      </w:tr>
-      <w:tr>
-        <w:tc>
-          <w:tcPr>
-            <w:tcW w:type="dxa" w:w="3408"/>
-          </w:tcPr>
           <w:p>
+            <w:pPr>
+              <w:spacing w:before="0" w:after="0" w:line="240" w:lineRule="auto"/>
+            </w:pPr>
             <w:r>
               <w:rPr>
-                <w:sz w:val="18"/>
+                <w:rFonts w:ascii="Consolas" w:hAnsi="Consolas"/>
+                <w:sz w:val="19"/>
               </w:rPr>
-              <w:t>R</w:t>
+              <w:t xml:space="preserve"> </w:t>
             </w:r>
           </w:p>
-        </w:tc>
-        <w:tc>
-          <w:tcPr>
-            <w:tcW w:type="dxa" w:w="3408"/>
-          </w:tcPr>
           <w:p>
+            <w:pPr>
+              <w:spacing w:before="0" w:after="0" w:line="240" w:lineRule="auto"/>
+            </w:pPr>
             <w:r>
               <w:rPr>
-                <w:sz w:val="18"/>
+                <w:rFonts w:ascii="Consolas" w:hAnsi="Consolas"/>
+                <w:sz w:val="19"/>
               </w:rPr>
-              <w:t>0</w:t>
+              <w:t>def iqr_outliers(s, k=1.5):</w:t>
             </w:r>
           </w:p>
-        </w:tc>
-        <w:tc>
-          <w:tcPr>
-            <w:tcW w:type="dxa" w:w="3408"/>
-          </w:tcPr>
           <w:p>
+            <w:pPr>
+              <w:spacing w:before="0" w:after="0" w:line="240" w:lineRule="auto"/>
+            </w:pPr>
             <w:r>
               <w:rPr>
-                <w:sz w:val="18"/>
+                <w:rFonts w:ascii="Consolas" w:hAnsi="Consolas"/>
+                <w:sz w:val="19"/>
               </w:rPr>
-              <w:t>0</w:t>
+              <w:t xml:space="preserve">    q1, q3 = s.quantile(0.25), s.quantile(0.75)</w:t>
             </w:r>
           </w:p>
-        </w:tc>
-      </w:tr>
-      <w:tr>
-        <w:tc>
-          <w:tcPr>
-            <w:tcW w:type="dxa" w:w="3408"/>
-          </w:tcPr>
           <w:p>
+            <w:pPr>
+              <w:spacing w:before="0" w:after="0" w:line="240" w:lineRule="auto"/>
+            </w:pPr>
             <w:r>
               <w:rPr>
-                <w:sz w:val="18"/>
+                <w:rFonts w:ascii="Consolas" w:hAnsi="Consolas"/>
+                <w:sz w:val="19"/>
               </w:rPr>
-              <w:t>G</w:t>
+              <w:t xml:space="preserve">    iqr = q3 - q1</w:t>
             </w:r>
           </w:p>
-        </w:tc>
-        <w:tc>
-          <w:tcPr>
-            <w:tcW w:type="dxa" w:w="3408"/>
-          </w:tcPr>
           <w:p>
+            <w:pPr>
+              <w:spacing w:before="0" w:after="0" w:line="240" w:lineRule="auto"/>
+            </w:pPr>
             <w:r>
               <w:rPr>
-                <w:sz w:val="18"/>
+                <w:rFonts w:ascii="Consolas" w:hAnsi="Consolas"/>
+                <w:sz w:val="19"/>
               </w:rPr>
-              <w:t>0</w:t>
+              <w:t xml:space="preserve">    lower, upper = q1 - k * iqr, q3 + k * iqr</w:t>
             </w:r>
           </w:p>
-        </w:tc>
-        <w:tc>
-          <w:tcPr>
-            <w:tcW w:type="dxa" w:w="3408"/>
-          </w:tcPr>
           <w:p>
+            <w:pPr>
+              <w:spacing w:before="0" w:after="0" w:line="240" w:lineRule="auto"/>
+            </w:pPr>
             <w:r>
               <w:rPr>
-                <w:sz w:val="18"/>
+                <w:rFonts w:ascii="Consolas" w:hAnsi="Consolas"/>
+                <w:sz w:val="19"/>
               </w:rPr>
-              <w:t>0</w:t>
+              <w:t xml:space="preserve">    return (s &lt; lower) | (s &gt; upper), lower, upper</w:t>
             </w:r>
           </w:p>
-        </w:tc>
-      </w:tr>
-      <w:tr>
-        <w:tc>
-          <w:tcPr>
-            <w:tcW w:type="dxa" w:w="3408"/>
-          </w:tcPr>
           <w:p>
+            <w:pPr>
+              <w:spacing w:before="0" w:after="0" w:line="240" w:lineRule="auto"/>
+            </w:pPr>
             <w:r>
               <w:rPr>
-                <w:sz w:val="18"/>
+                <w:rFonts w:ascii="Consolas" w:hAnsi="Consolas"/>
+                <w:sz w:val="19"/>
               </w:rPr>
-              <w:t>B</w:t>
+              <w:t xml:space="preserve"> </w:t>
             </w:r>
           </w:p>
-        </w:tc>
-        <w:tc>
-          <w:tcPr>
-            <w:tcW w:type="dxa" w:w="3408"/>
-          </w:tcPr>
           <w:p>
+            <w:pPr>
+              <w:spacing w:before="0" w:after="0" w:line="240" w:lineRule="auto"/>
+            </w:pPr>
             <w:r>
               <w:rPr>
-                <w:sz w:val="18"/>
+                <w:rFonts w:ascii="Consolas" w:hAnsi="Consolas"/>
+                <w:sz w:val="19"/>
               </w:rPr>
-              <w:t>0</w:t>
+              <w:t>for col in OUTLIER_COLS:</w:t>
             </w:r>
           </w:p>
-        </w:tc>
-        <w:tc>
-          <w:tcPr>
-            <w:tcW w:type="dxa" w:w="3408"/>
-          </w:tcPr>
           <w:p>
+            <w:pPr>
+              <w:spacing w:before="0" w:after="0" w:line="240" w:lineRule="auto"/>
+            </w:pPr>
             <w:r>
               <w:rPr>
-                <w:sz w:val="18"/>
+                <w:rFonts w:ascii="Consolas" w:hAnsi="Consolas"/>
+                <w:sz w:val="19"/>
               </w:rPr>
-              <w:t>0</w:t>
+              <w:t xml:space="preserve">    z_mask = zscore_outliers(df[col])</w:t>
             </w:r>
           </w:p>
-        </w:tc>
-      </w:tr>
-      <w:tr>
-        <w:tc>
-          <w:tcPr>
-            <w:tcW w:type="dxa" w:w="3408"/>
-          </w:tcPr>
           <w:p>
+            <w:pPr>
+              <w:spacing w:before="0" w:after="0" w:line="240" w:lineRule="auto"/>
+            </w:pPr>
             <w:r>
               <w:rPr>
-                <w:sz w:val="18"/>
+                <w:rFonts w:ascii="Consolas" w:hAnsi="Consolas"/>
+                <w:sz w:val="19"/>
               </w:rPr>
-              <w:t>gray</w:t>
+              <w:t xml:space="preserve">    iqr_mask, lower, upper = iqr_outliers(df[col])</w:t>
             </w:r>
           </w:p>
-        </w:tc>
-        <w:tc>
-          <w:tcPr>
-            <w:tcW w:type="dxa" w:w="3408"/>
-          </w:tcPr>
           <w:p>
+            <w:pPr>
+              <w:spacing w:before="0" w:after="0" w:line="240" w:lineRule="auto"/>
+            </w:pPr>
             <w:r>
               <w:rPr>
-                <w:sz w:val="18"/>
+                <w:rFonts w:ascii="Consolas" w:hAnsi="Consolas"/>
+                <w:sz w:val="19"/>
               </w:rPr>
-              <w:t>0</w:t>
+              <w:t xml:space="preserve">    # Treatment: winsorize (cap) at the IQR fences</w:t>
             </w:r>
           </w:p>
-        </w:tc>
-        <w:tc>
-          <w:tcPr>
-            <w:tcW w:type="dxa" w:w="3408"/>
-          </w:tcPr>
           <w:p>
+            <w:pPr>
+              <w:spacing w:before="0" w:after="0" w:line="240" w:lineRule="auto"/>
+            </w:pPr>
             <w:r>
               <w:rPr>
-                <w:sz w:val="18"/>
+                <w:rFonts w:ascii="Consolas" w:hAnsi="Consolas"/>
+                <w:sz w:val="19"/>
               </w:rPr>
-              <w:t>0</w:t>
-            </w:r>
-          </w:p>
-        </w:tc>
-      </w:tr>
-      <w:tr>
-        <w:tc>
-          <w:tcPr>
-            <w:tcW w:type="dxa" w:w="3408"/>
-          </w:tcPr>
-          <w:p>
-            <w:r>
-              <w:rPr>
-                <w:sz w:val="18"/>
-              </w:rPr>
-              <w:t>grad_mag</w:t>
-            </w:r>
-          </w:p>
-        </w:tc>
-        <w:tc>
-          <w:tcPr>
-            <w:tcW w:type="dxa" w:w="3408"/>
-          </w:tcPr>
-          <w:p>
-            <w:r>
-              <w:rPr>
-                <w:sz w:val="18"/>
-              </w:rPr>
-              <w:t>478</w:t>
-            </w:r>
-          </w:p>
-        </w:tc>
-        <w:tc>
-          <w:tcPr>
-            <w:tcW w:type="dxa" w:w="3408"/>
-          </w:tcPr>
-          <w:p>
-            <w:r>
-              <w:rPr>
-                <w:sz w:val="18"/>
-              </w:rPr>
-              <w:t>1352</w:t>
-            </w:r>
-          </w:p>
-        </w:tc>
-      </w:tr>
-      <w:tr>
-        <w:tc>
-          <w:tcPr>
-            <w:tcW w:type="dxa" w:w="3408"/>
-          </w:tcPr>
-          <w:p>
-            <w:r>
-              <w:rPr>
-                <w:sz w:val="18"/>
-              </w:rPr>
-              <w:t>laplacian</w:t>
-            </w:r>
-          </w:p>
-        </w:tc>
-        <w:tc>
-          <w:tcPr>
-            <w:tcW w:type="dxa" w:w="3408"/>
-          </w:tcPr>
-          <w:p>
-            <w:r>
-              <w:rPr>
-                <w:sz w:val="18"/>
-              </w:rPr>
-              <w:t>500</w:t>
-            </w:r>
-          </w:p>
-        </w:tc>
-        <w:tc>
-          <w:tcPr>
-            <w:tcW w:type="dxa" w:w="3408"/>
-          </w:tcPr>
-          <w:p>
-            <w:r>
-              <w:rPr>
-                <w:sz w:val="18"/>
-              </w:rPr>
-              <w:t>1562</w:t>
-            </w:r>
-          </w:p>
-        </w:tc>
-      </w:tr>
-      <w:tr>
-        <w:tc>
-          <w:tcPr>
-            <w:tcW w:type="dxa" w:w="3408"/>
-          </w:tcPr>
-          <w:p>
-            <w:r>
-              <w:rPr>
-                <w:sz w:val="18"/>
-              </w:rPr>
-              <w:t>local_std</w:t>
-            </w:r>
-          </w:p>
-        </w:tc>
-        <w:tc>
-          <w:tcPr>
-            <w:tcW w:type="dxa" w:w="3408"/>
-          </w:tcPr>
-          <w:p>
-            <w:r>
-              <w:rPr>
-                <w:sz w:val="18"/>
-              </w:rPr>
-              <w:t>230</w:t>
-            </w:r>
-          </w:p>
-        </w:tc>
-        <w:tc>
-          <w:tcPr>
-            <w:tcW w:type="dxa" w:w="3408"/>
-          </w:tcPr>
-          <w:p>
-            <w:r>
-              <w:rPr>
-                <w:sz w:val="18"/>
-              </w:rPr>
-              <w:t>541</w:t>
+              <w:t xml:space="preserve">    df_treated[col] = df[col].clip(lower=lower, upper=upper)</w:t>
             </w:r>
           </w:p>
         </w:tc>
       </w:tr>
     </w:tbl>
-    <w:p/>
     <w:p>
       <w:pPr>
+        <w:spacing w:before="0" w:after="160" w:line="240" w:lineRule="auto"/>
+      </w:pPr>
+      <w:r>
+        <w:rPr>
+          <w:rFonts w:ascii="Times New Roman" w:hAnsi="Times New Roman"/>
+          <w:sz w:val="24"/>
+        </w:rPr>
+        <w:t xml:space="preserve">Full executable program: </w:t>
+      </w:r>
+      <w:r>
+        <w:rPr>
+          <w:rFonts w:ascii="Times New Roman" w:hAnsi="Times New Roman"/>
+          <w:i/>
+          <w:sz w:val="24"/>
+        </w:rPr>
+        <w:t>scripts/q6_outliers.py</w:t>
+      </w:r>
+      <w:r>
+        <w:rPr>
+          <w:rFonts w:ascii="Times New Roman" w:hAnsi="Times New Roman"/>
+          <w:sz w:val="24"/>
+        </w:rPr>
+        <w:t xml:space="preserve"> — maintained digitally on GitHub: </w:t>
+      </w:r>
+      <w:r>
+        <w:rPr>
+          <w:rFonts w:ascii="Times New Roman" w:hAnsi="Times New Roman"/>
+          <w:i/>
+          <w:sz w:val="24"/>
+        </w:rPr>
+        <w:t>https://github.com/Ak62007/SML-Lab-ED408</w:t>
+      </w:r>
+    </w:p>
+    <w:p>
+      <w:pPr>
+        <w:spacing w:before="200" w:after="80" w:line="240" w:lineRule="auto"/>
+      </w:pPr>
+      <w:r>
+        <w:rPr>
+          <w:rFonts w:ascii="Times New Roman" w:hAnsi="Times New Roman"/>
+          <w:b/>
+          <w:color w:val="1F3B5C"/>
+          <w:sz w:val="26"/>
+        </w:rPr>
+        <w:t>3. Output + Analysis</w:t>
+      </w:r>
+    </w:p>
+    <w:p>
+      <w:pPr>
+        <w:spacing w:before="120" w:after="60" w:line="240" w:lineRule="auto"/>
+      </w:pPr>
+      <w:r>
+        <w:rPr>
+          <w:rFonts w:ascii="Times New Roman" w:hAnsi="Times New Roman"/>
+          <w:b/>
+          <w:sz w:val="24"/>
+        </w:rPr>
+        <w:t>Parameters:</w:t>
+      </w:r>
+    </w:p>
+    <w:p>
+      <w:pPr>
+        <w:spacing w:before="0" w:after="40" w:line="240" w:lineRule="auto"/>
+      </w:pPr>
+      <w:r>
+        <w:rPr>
+          <w:rFonts w:ascii="Times New Roman" w:hAnsi="Times New Roman"/>
+          <w:b/>
+          <w:sz w:val="24"/>
+        </w:rPr>
+        <w:t xml:space="preserve">Features analyzed: </w:t>
+      </w:r>
+      <w:r>
+        <w:rPr>
+          <w:rFonts w:ascii="Times New Roman" w:hAnsi="Times New Roman"/>
+          <w:sz w:val="24"/>
+        </w:rPr>
+        <w:t>R, G, B, gray, grad_mag, laplacian, local_std</w:t>
+      </w:r>
+    </w:p>
+    <w:p>
+      <w:pPr>
+        <w:spacing w:before="0" w:after="40" w:line="240" w:lineRule="auto"/>
+      </w:pPr>
+      <w:r>
+        <w:rPr>
+          <w:rFonts w:ascii="Times New Roman" w:hAnsi="Times New Roman"/>
+          <w:b/>
+          <w:sz w:val="24"/>
+        </w:rPr>
+        <w:t xml:space="preserve">Z-score threshold: </w:t>
+      </w:r>
+      <w:r>
+        <w:rPr>
+          <w:rFonts w:ascii="Times New Roman" w:hAnsi="Times New Roman"/>
+          <w:sz w:val="24"/>
+        </w:rPr>
+        <w:t>3.0</w:t>
+      </w:r>
+    </w:p>
+    <w:p>
+      <w:pPr>
+        <w:spacing w:before="0" w:after="40" w:line="240" w:lineRule="auto"/>
+      </w:pPr>
+      <w:r>
+        <w:rPr>
+          <w:rFonts w:ascii="Times New Roman" w:hAnsi="Times New Roman"/>
+          <w:b/>
+          <w:sz w:val="24"/>
+        </w:rPr>
+        <w:t xml:space="preserve">IQR multiplier (k): </w:t>
+      </w:r>
+      <w:r>
+        <w:rPr>
+          <w:rFonts w:ascii="Times New Roman" w:hAnsi="Times New Roman"/>
+          <w:sz w:val="24"/>
+        </w:rPr>
+        <w:t>1.5</w:t>
+      </w:r>
+    </w:p>
+    <w:p>
+      <w:pPr>
+        <w:spacing w:before="0" w:after="40" w:line="240" w:lineRule="auto"/>
+      </w:pPr>
+      <w:r>
+        <w:rPr>
+          <w:rFonts w:ascii="Times New Roman" w:hAnsi="Times New Roman"/>
+          <w:b/>
+          <w:sz w:val="24"/>
+        </w:rPr>
+        <w:t xml:space="preserve">Treatment method: </w:t>
+      </w:r>
+      <w:r>
+        <w:rPr>
+          <w:rFonts w:ascii="Times New Roman" w:hAnsi="Times New Roman"/>
+          <w:sz w:val="24"/>
+        </w:rPr>
+        <w:t>Winsorizing (capping at IQR fences)</w:t>
+      </w:r>
+    </w:p>
+    <w:p>
+      <w:pPr>
+        <w:spacing w:before="120" w:after="60" w:line="240" w:lineRule="auto"/>
+      </w:pPr>
+      <w:r>
+        <w:rPr>
+          <w:rFonts w:ascii="Times New Roman" w:hAnsi="Times New Roman"/>
+          <w:b/>
+          <w:sz w:val="24"/>
+        </w:rPr>
+        <w:t>Program Execution:</w:t>
+      </w:r>
+    </w:p>
+    <w:p>
+      <w:pPr>
+        <w:spacing w:before="0" w:after="40" w:line="240" w:lineRule="auto"/>
+      </w:pPr>
+      <w:r>
+        <w:rPr>
+          <w:rFonts w:ascii="Times New Roman" w:hAnsi="Times New Roman"/>
+          <w:b/>
+          <w:sz w:val="24"/>
+        </w:rPr>
+        <w:t xml:space="preserve">grad_mag outliers (Z-score / IQR): </w:t>
+      </w:r>
+      <w:r>
+        <w:rPr>
+          <w:rFonts w:ascii="Times New Roman" w:hAnsi="Times New Roman"/>
+          <w:sz w:val="24"/>
+        </w:rPr>
+        <w:t>478 / 1352</w:t>
+      </w:r>
+    </w:p>
+    <w:p>
+      <w:pPr>
+        <w:spacing w:before="0" w:after="40" w:line="240" w:lineRule="auto"/>
+      </w:pPr>
+      <w:r>
+        <w:rPr>
+          <w:rFonts w:ascii="Times New Roman" w:hAnsi="Times New Roman"/>
+          <w:b/>
+          <w:sz w:val="24"/>
+        </w:rPr>
+        <w:t xml:space="preserve">laplacian outliers (Z-score / IQR): </w:t>
+      </w:r>
+      <w:r>
+        <w:rPr>
+          <w:rFonts w:ascii="Times New Roman" w:hAnsi="Times New Roman"/>
+          <w:sz w:val="24"/>
+        </w:rPr>
+        <w:t>500 / 1562</w:t>
+      </w:r>
+    </w:p>
+    <w:p>
+      <w:pPr>
+        <w:spacing w:before="0" w:after="40" w:line="240" w:lineRule="auto"/>
+      </w:pPr>
+      <w:r>
+        <w:rPr>
+          <w:rFonts w:ascii="Times New Roman" w:hAnsi="Times New Roman"/>
+          <w:b/>
+          <w:sz w:val="24"/>
+        </w:rPr>
+        <w:t xml:space="preserve">local_std outliers (Z-score / IQR): </w:t>
+      </w:r>
+      <w:r>
+        <w:rPr>
+          <w:rFonts w:ascii="Times New Roman" w:hAnsi="Times New Roman"/>
+          <w:sz w:val="24"/>
+        </w:rPr>
+        <w:t>230 / 541</w:t>
+      </w:r>
+    </w:p>
+    <w:p>
+      <w:pPr>
+        <w:spacing w:before="0" w:after="40" w:line="240" w:lineRule="auto"/>
+      </w:pPr>
+      <w:r>
+        <w:rPr>
+          <w:rFonts w:ascii="Times New Roman" w:hAnsi="Times New Roman"/>
+          <w:b/>
+          <w:sz w:val="24"/>
+        </w:rPr>
+        <w:t xml:space="preserve">R, G, B, gray outliers: </w:t>
+      </w:r>
+      <w:r>
+        <w:rPr>
+          <w:rFonts w:ascii="Times New Roman" w:hAnsi="Times New Roman"/>
+          <w:sz w:val="24"/>
+        </w:rPr>
+        <w:t>0 (bounded [0,1] range)</w:t>
+      </w:r>
+    </w:p>
+    <w:p>
+      <w:pPr>
+        <w:spacing w:before="0" w:after="120" w:line="240" w:lineRule="auto"/>
+      </w:pPr>
+      <w:r>
+        <w:rPr>
+          <w:rFonts w:ascii="Times New Roman" w:hAnsi="Times New Roman"/>
+          <w:b/>
+          <w:sz w:val="24"/>
+        </w:rPr>
+        <w:t xml:space="preserve">Execution Status: </w:t>
+      </w:r>
+      <w:r>
+        <w:rPr>
+          <w:rFonts w:ascii="Times New Roman" w:hAnsi="Times New Roman"/>
+          <w:sz w:val="24"/>
+        </w:rPr>
+        <w:t>Successfully Executed</w:t>
+      </w:r>
+    </w:p>
+    <w:p>
+      <w:pPr>
+        <w:spacing w:before="120" w:after="60" w:line="240" w:lineRule="auto"/>
+      </w:pPr>
+      <w:r>
+        <w:rPr>
+          <w:rFonts w:ascii="Times New Roman" w:hAnsi="Times New Roman"/>
+          <w:b/>
+          <w:sz w:val="24"/>
+        </w:rPr>
+        <w:t>Result Graph:</w:t>
+      </w:r>
+    </w:p>
+    <w:p>
+      <w:pPr>
+        <w:spacing w:before="0" w:after="40" w:line="240" w:lineRule="auto"/>
+      </w:pPr>
+      <w:r>
+        <w:rPr>
+          <w:rFonts w:ascii="Times New Roman" w:hAnsi="Times New Roman"/>
+          <w:b/>
+          <w:i w:val="0"/>
+          <w:sz w:val="24"/>
+        </w:rPr>
+        <w:t>Figure: Box plots of the outlier-prone features before vs. after IQR-capping.</w:t>
+      </w:r>
+    </w:p>
+    <w:p>
+      <w:pPr>
+        <w:spacing w:before="0" w:after="20" w:line="240" w:lineRule="auto"/>
+      </w:pPr>
+      <w:r>
+        <w:rPr>
+          <w:rFonts w:ascii="Times New Roman" w:hAnsi="Times New Roman"/>
+          <w:b/>
+          <w:sz w:val="24"/>
+        </w:rPr>
+        <w:t xml:space="preserve">X-axis: </w:t>
+      </w:r>
+      <w:r>
+        <w:rPr>
+          <w:rFonts w:ascii="Times New Roman" w:hAnsi="Times New Roman"/>
+          <w:sz w:val="24"/>
+        </w:rPr>
+        <w:t>Feature</w:t>
+      </w:r>
+    </w:p>
+    <w:p>
+      <w:pPr>
+        <w:spacing w:before="0" w:after="80" w:line="240" w:lineRule="auto"/>
+      </w:pPr>
+      <w:r>
+        <w:rPr>
+          <w:rFonts w:ascii="Times New Roman" w:hAnsi="Times New Roman"/>
+          <w:b/>
+          <w:sz w:val="24"/>
+        </w:rPr>
+        <w:t xml:space="preserve">Y-axis: </w:t>
+      </w:r>
+      <w:r>
+        <w:rPr>
+          <w:rFonts w:ascii="Times New Roman" w:hAnsi="Times New Roman"/>
+          <w:sz w:val="24"/>
+        </w:rPr>
+        <w:t>Feature value</w:t>
+      </w:r>
+    </w:p>
+    <w:p>
+      <w:pPr>
+        <w:spacing w:before="0" w:after="40" w:line="240" w:lineRule="auto"/>
         <w:jc w:val="center"/>
       </w:pPr>
       <w:r>
         <w:drawing>
           <wp:inline xmlns:a="http://schemas.openxmlformats.org/drawingml/2006/main" xmlns:pic="http://schemas.openxmlformats.org/drawingml/2006/picture">
-            <wp:extent cx="5029200" cy="1795884"/>
+            <wp:extent cx="4937760" cy="1763232"/>
             <wp:docPr id="1" name="Picture 1"/>
             <wp:cNvGraphicFramePr>
               <a:graphicFrameLocks noChangeAspect="1"/>
@@ -1552,7 +794,7 @@
                   <pic:spPr>
                     <a:xfrm>
                       <a:off x="0" y="0"/>
-                      <a:ext cx="5029200" cy="1795884"/>
+                      <a:ext cx="4937760" cy="1763232"/>
                     </a:xfrm>
                     <a:prstGeom prst="rect"/>
                   </pic:spPr>
@@ -1565,41 +807,499 @@
     </w:p>
     <w:p>
       <w:pPr>
-        <w:spacing w:after="80"/>
-        <w:jc w:val="center"/>
+        <w:spacing w:before="0" w:after="160" w:line="240" w:lineRule="auto"/>
       </w:pPr>
       <w:r>
         <w:rPr>
-          <w:i/>
-          <w:sz w:val="16"/>
+          <w:rFonts w:ascii="Times New Roman" w:hAnsi="Times New Roman"/>
+          <w:b w:val="0"/>
+          <w:i w:val="0"/>
+          <w:sz w:val="24"/>
         </w:rPr>
-        <w:t>Box plots before vs. after IQR-capping.</w:t>
+        <w:t>The graph demonstrates that the long whiskers/extreme points present before treatment are pulled in to the IQR fences after capping, without changing the bulk of each distribution.</w:t>
       </w:r>
     </w:p>
     <w:p>
       <w:pPr>
-        <w:spacing w:before="120" w:after="60"/>
+        <w:spacing w:before="120" w:after="60" w:line="240" w:lineRule="auto"/>
       </w:pPr>
       <w:r>
         <w:rPr>
+          <w:rFonts w:ascii="Times New Roman" w:hAnsi="Times New Roman"/>
           <w:b/>
-          <w:color w:val="1F4E79"/>
-          <w:sz w:val="26"/>
+          <w:sz w:val="24"/>
         </w:rPr>
-        <w:t>Result</w:t>
+        <w:t>Parameter Modification:</w:t>
       </w:r>
     </w:p>
     <w:p>
+      <w:pPr>
+        <w:spacing w:before="0" w:after="80" w:line="240" w:lineRule="auto"/>
+      </w:pPr>
       <w:r>
         <w:rPr>
-          <w:sz w:val="20"/>
+          <w:rFonts w:ascii="Times New Roman" w:hAnsi="Times New Roman"/>
+          <w:b w:val="0"/>
+          <w:i w:val="0"/>
+          <w:sz w:val="24"/>
         </w:rPr>
-        <w:t>Colour features (R, G, B, gray) contain essentially no outliers (bounded [0,1] range), while gradient/texture features (grad_mag, laplacian, local_std) show 2-6% outliers under IQR, consistent with their right-skewed distributions (most pixels are flat, a minority are sharp edges). IQR consistently flags more points than Z-score here because these features are non-normal / skewed.</w:t>
+        <w:t>Effect of varying the detection threshold on outlier count for 'grad_mag' (the feature with the most outliers):</w:t>
+      </w:r>
+    </w:p>
+    <w:tbl>
+      <w:tblPr>
+        <w:tblStyle w:val="LightGrid-Accent1"/>
+        <w:tblW w:type="auto" w:w="0"/>
+        <w:tblLook w:firstColumn="1" w:firstRow="1" w:lastColumn="0" w:lastRow="0" w:noHBand="0" w:noVBand="1" w:val="04A0"/>
+      </w:tblPr>
+      <w:tblGrid>
+        <w:gridCol w:w="2328"/>
+        <w:gridCol w:w="2328"/>
+        <w:gridCol w:w="2328"/>
+        <w:gridCol w:w="2328"/>
+      </w:tblGrid>
+      <w:tr>
+        <w:tc>
+          <w:tcPr>
+            <w:tcW w:type="dxa" w:w="2328"/>
+          </w:tcPr>
+          <w:p>
+            <w:pPr>
+              <w:spacing w:before="0" w:after="0" w:line="240" w:lineRule="auto"/>
+            </w:pPr>
+            <w:r>
+              <w:rPr>
+                <w:rFonts w:ascii="Times New Roman" w:hAnsi="Times New Roman"/>
+                <w:b/>
+                <w:sz w:val="20"/>
+              </w:rPr>
+              <w:t>Z-threshold</w:t>
+            </w:r>
+          </w:p>
+        </w:tc>
+        <w:tc>
+          <w:tcPr>
+            <w:tcW w:type="dxa" w:w="2328"/>
+          </w:tcPr>
+          <w:p>
+            <w:pPr>
+              <w:spacing w:before="0" w:after="0" w:line="240" w:lineRule="auto"/>
+            </w:pPr>
+            <w:r>
+              <w:rPr>
+                <w:rFonts w:ascii="Times New Roman" w:hAnsi="Times New Roman"/>
+                <w:b/>
+                <w:sz w:val="20"/>
+              </w:rPr>
+              <w:t># Outliers</w:t>
+            </w:r>
+          </w:p>
+        </w:tc>
+        <w:tc>
+          <w:tcPr>
+            <w:tcW w:type="dxa" w:w="2328"/>
+          </w:tcPr>
+          <w:p>
+            <w:pPr>
+              <w:spacing w:before="0" w:after="0" w:line="240" w:lineRule="auto"/>
+            </w:pPr>
+            <w:r>
+              <w:rPr>
+                <w:rFonts w:ascii="Times New Roman" w:hAnsi="Times New Roman"/>
+                <w:b/>
+                <w:sz w:val="20"/>
+              </w:rPr>
+              <w:t>IQR multiplier (k)</w:t>
+            </w:r>
+          </w:p>
+        </w:tc>
+        <w:tc>
+          <w:tcPr>
+            <w:tcW w:type="dxa" w:w="2328"/>
+          </w:tcPr>
+          <w:p>
+            <w:pPr>
+              <w:spacing w:before="0" w:after="0" w:line="240" w:lineRule="auto"/>
+            </w:pPr>
+            <w:r>
+              <w:rPr>
+                <w:rFonts w:ascii="Times New Roman" w:hAnsi="Times New Roman"/>
+                <w:b/>
+                <w:sz w:val="20"/>
+              </w:rPr>
+              <w:t># Outliers</w:t>
+            </w:r>
+          </w:p>
+        </w:tc>
+      </w:tr>
+      <w:tr>
+        <w:tc>
+          <w:tcPr>
+            <w:tcW w:type="dxa" w:w="2328"/>
+          </w:tcPr>
+          <w:p>
+            <w:pPr>
+              <w:spacing w:before="0" w:after="0" w:line="240" w:lineRule="auto"/>
+            </w:pPr>
+            <w:r>
+              <w:rPr>
+                <w:rFonts w:ascii="Times New Roman" w:hAnsi="Times New Roman"/>
+                <w:sz w:val="20"/>
+              </w:rPr>
+              <w:t>2.0</w:t>
+            </w:r>
+          </w:p>
+        </w:tc>
+        <w:tc>
+          <w:tcPr>
+            <w:tcW w:type="dxa" w:w="2328"/>
+          </w:tcPr>
+          <w:p>
+            <w:pPr>
+              <w:spacing w:before="0" w:after="0" w:line="240" w:lineRule="auto"/>
+            </w:pPr>
+            <w:r>
+              <w:rPr>
+                <w:rFonts w:ascii="Times New Roman" w:hAnsi="Times New Roman"/>
+                <w:sz w:val="20"/>
+              </w:rPr>
+              <w:t>1416</w:t>
+            </w:r>
+          </w:p>
+        </w:tc>
+        <w:tc>
+          <w:tcPr>
+            <w:tcW w:type="dxa" w:w="2328"/>
+          </w:tcPr>
+          <w:p>
+            <w:pPr>
+              <w:spacing w:before="0" w:after="0" w:line="240" w:lineRule="auto"/>
+            </w:pPr>
+            <w:r>
+              <w:rPr>
+                <w:rFonts w:ascii="Times New Roman" w:hAnsi="Times New Roman"/>
+                <w:sz w:val="20"/>
+              </w:rPr>
+              <w:t>1.0</w:t>
+            </w:r>
+          </w:p>
+        </w:tc>
+        <w:tc>
+          <w:tcPr>
+            <w:tcW w:type="dxa" w:w="2328"/>
+          </w:tcPr>
+          <w:p>
+            <w:pPr>
+              <w:spacing w:before="0" w:after="0" w:line="240" w:lineRule="auto"/>
+            </w:pPr>
+            <w:r>
+              <w:rPr>
+                <w:rFonts w:ascii="Times New Roman" w:hAnsi="Times New Roman"/>
+                <w:sz w:val="20"/>
+              </w:rPr>
+              <w:t>2270</w:t>
+            </w:r>
+          </w:p>
+        </w:tc>
+      </w:tr>
+      <w:tr>
+        <w:tc>
+          <w:tcPr>
+            <w:tcW w:type="dxa" w:w="2328"/>
+          </w:tcPr>
+          <w:p>
+            <w:pPr>
+              <w:spacing w:before="0" w:after="0" w:line="240" w:lineRule="auto"/>
+            </w:pPr>
+            <w:r>
+              <w:rPr>
+                <w:rFonts w:ascii="Times New Roman" w:hAnsi="Times New Roman"/>
+                <w:sz w:val="20"/>
+              </w:rPr>
+              <w:t>2.5</w:t>
+            </w:r>
+          </w:p>
+        </w:tc>
+        <w:tc>
+          <w:tcPr>
+            <w:tcW w:type="dxa" w:w="2328"/>
+          </w:tcPr>
+          <w:p>
+            <w:pPr>
+              <w:spacing w:before="0" w:after="0" w:line="240" w:lineRule="auto"/>
+            </w:pPr>
+            <w:r>
+              <w:rPr>
+                <w:rFonts w:ascii="Times New Roman" w:hAnsi="Times New Roman"/>
+                <w:sz w:val="20"/>
+              </w:rPr>
+              <w:t>854</w:t>
+            </w:r>
+          </w:p>
+        </w:tc>
+        <w:tc>
+          <w:tcPr>
+            <w:tcW w:type="dxa" w:w="2328"/>
+          </w:tcPr>
+          <w:p>
+            <w:pPr>
+              <w:spacing w:before="0" w:after="0" w:line="240" w:lineRule="auto"/>
+            </w:pPr>
+            <w:r>
+              <w:rPr>
+                <w:rFonts w:ascii="Times New Roman" w:hAnsi="Times New Roman"/>
+                <w:sz w:val="20"/>
+              </w:rPr>
+              <w:t>1.5</w:t>
+            </w:r>
+          </w:p>
+        </w:tc>
+        <w:tc>
+          <w:tcPr>
+            <w:tcW w:type="dxa" w:w="2328"/>
+          </w:tcPr>
+          <w:p>
+            <w:pPr>
+              <w:spacing w:before="0" w:after="0" w:line="240" w:lineRule="auto"/>
+            </w:pPr>
+            <w:r>
+              <w:rPr>
+                <w:rFonts w:ascii="Times New Roman" w:hAnsi="Times New Roman"/>
+                <w:sz w:val="20"/>
+              </w:rPr>
+              <w:t>1352</w:t>
+            </w:r>
+          </w:p>
+        </w:tc>
+      </w:tr>
+      <w:tr>
+        <w:tc>
+          <w:tcPr>
+            <w:tcW w:type="dxa" w:w="2328"/>
+          </w:tcPr>
+          <w:p>
+            <w:pPr>
+              <w:spacing w:before="0" w:after="0" w:line="240" w:lineRule="auto"/>
+            </w:pPr>
+            <w:r>
+              <w:rPr>
+                <w:rFonts w:ascii="Times New Roman" w:hAnsi="Times New Roman"/>
+                <w:sz w:val="20"/>
+              </w:rPr>
+              <w:t>3.0</w:t>
+            </w:r>
+          </w:p>
+        </w:tc>
+        <w:tc>
+          <w:tcPr>
+            <w:tcW w:type="dxa" w:w="2328"/>
+          </w:tcPr>
+          <w:p>
+            <w:pPr>
+              <w:spacing w:before="0" w:after="0" w:line="240" w:lineRule="auto"/>
+            </w:pPr>
+            <w:r>
+              <w:rPr>
+                <w:rFonts w:ascii="Times New Roman" w:hAnsi="Times New Roman"/>
+                <w:sz w:val="20"/>
+              </w:rPr>
+              <w:t>478</w:t>
+            </w:r>
+          </w:p>
+        </w:tc>
+        <w:tc>
+          <w:tcPr>
+            <w:tcW w:type="dxa" w:w="2328"/>
+          </w:tcPr>
+          <w:p>
+            <w:pPr>
+              <w:spacing w:before="0" w:after="0" w:line="240" w:lineRule="auto"/>
+            </w:pPr>
+            <w:r>
+              <w:rPr>
+                <w:rFonts w:ascii="Times New Roman" w:hAnsi="Times New Roman"/>
+                <w:sz w:val="20"/>
+              </w:rPr>
+              <w:t>2.0</w:t>
+            </w:r>
+          </w:p>
+        </w:tc>
+        <w:tc>
+          <w:tcPr>
+            <w:tcW w:type="dxa" w:w="2328"/>
+          </w:tcPr>
+          <w:p>
+            <w:pPr>
+              <w:spacing w:before="0" w:after="0" w:line="240" w:lineRule="auto"/>
+            </w:pPr>
+            <w:r>
+              <w:rPr>
+                <w:rFonts w:ascii="Times New Roman" w:hAnsi="Times New Roman"/>
+                <w:sz w:val="20"/>
+              </w:rPr>
+              <w:t>773</w:t>
+            </w:r>
+          </w:p>
+        </w:tc>
+      </w:tr>
+      <w:tr>
+        <w:tc>
+          <w:tcPr>
+            <w:tcW w:type="dxa" w:w="2328"/>
+          </w:tcPr>
+          <w:p>
+            <w:pPr>
+              <w:spacing w:before="0" w:after="0" w:line="240" w:lineRule="auto"/>
+            </w:pPr>
+            <w:r>
+              <w:rPr>
+                <w:rFonts w:ascii="Times New Roman" w:hAnsi="Times New Roman"/>
+                <w:sz w:val="20"/>
+              </w:rPr>
+              <w:t>3.5</w:t>
+            </w:r>
+          </w:p>
+        </w:tc>
+        <w:tc>
+          <w:tcPr>
+            <w:tcW w:type="dxa" w:w="2328"/>
+          </w:tcPr>
+          <w:p>
+            <w:pPr>
+              <w:spacing w:before="0" w:after="0" w:line="240" w:lineRule="auto"/>
+            </w:pPr>
+            <w:r>
+              <w:rPr>
+                <w:rFonts w:ascii="Times New Roman" w:hAnsi="Times New Roman"/>
+                <w:sz w:val="20"/>
+              </w:rPr>
+              <w:t>247</w:t>
+            </w:r>
+          </w:p>
+        </w:tc>
+        <w:tc>
+          <w:tcPr>
+            <w:tcW w:type="dxa" w:w="2328"/>
+          </w:tcPr>
+          <w:p>
+            <w:pPr>
+              <w:spacing w:before="0" w:after="0" w:line="240" w:lineRule="auto"/>
+            </w:pPr>
+            <w:r>
+              <w:rPr>
+                <w:rFonts w:ascii="Times New Roman" w:hAnsi="Times New Roman"/>
+                <w:sz w:val="20"/>
+              </w:rPr>
+              <w:t>2.5</w:t>
+            </w:r>
+          </w:p>
+        </w:tc>
+        <w:tc>
+          <w:tcPr>
+            <w:tcW w:type="dxa" w:w="2328"/>
+          </w:tcPr>
+          <w:p>
+            <w:pPr>
+              <w:spacing w:before="0" w:after="0" w:line="240" w:lineRule="auto"/>
+            </w:pPr>
+            <w:r>
+              <w:rPr>
+                <w:rFonts w:ascii="Times New Roman" w:hAnsi="Times New Roman"/>
+                <w:sz w:val="20"/>
+              </w:rPr>
+              <w:t>388</w:t>
+            </w:r>
+          </w:p>
+        </w:tc>
+      </w:tr>
+      <w:tr>
+        <w:tc>
+          <w:tcPr>
+            <w:tcW w:type="dxa" w:w="2328"/>
+          </w:tcPr>
+          <w:p>
+            <w:pPr>
+              <w:spacing w:before="0" w:after="0" w:line="240" w:lineRule="auto"/>
+            </w:pPr>
+            <w:r>
+              <w:rPr>
+                <w:rFonts w:ascii="Times New Roman" w:hAnsi="Times New Roman"/>
+                <w:sz w:val="20"/>
+              </w:rPr>
+              <w:t>4.0</w:t>
+            </w:r>
+          </w:p>
+        </w:tc>
+        <w:tc>
+          <w:tcPr>
+            <w:tcW w:type="dxa" w:w="2328"/>
+          </w:tcPr>
+          <w:p>
+            <w:pPr>
+              <w:spacing w:before="0" w:after="0" w:line="240" w:lineRule="auto"/>
+            </w:pPr>
+            <w:r>
+              <w:rPr>
+                <w:rFonts w:ascii="Times New Roman" w:hAnsi="Times New Roman"/>
+                <w:sz w:val="20"/>
+              </w:rPr>
+              <w:t>100</w:t>
+            </w:r>
+          </w:p>
+        </w:tc>
+        <w:tc>
+          <w:tcPr>
+            <w:tcW w:type="dxa" w:w="2328"/>
+          </w:tcPr>
+          <w:p>
+            <w:pPr>
+              <w:spacing w:before="0" w:after="0" w:line="240" w:lineRule="auto"/>
+            </w:pPr>
+            <w:r>
+              <w:rPr>
+                <w:rFonts w:ascii="Times New Roman" w:hAnsi="Times New Roman"/>
+                <w:sz w:val="20"/>
+              </w:rPr>
+              <w:t>3.0</w:t>
+            </w:r>
+          </w:p>
+        </w:tc>
+        <w:tc>
+          <w:tcPr>
+            <w:tcW w:type="dxa" w:w="2328"/>
+          </w:tcPr>
+          <w:p>
+            <w:pPr>
+              <w:spacing w:before="0" w:after="0" w:line="240" w:lineRule="auto"/>
+            </w:pPr>
+            <w:r>
+              <w:rPr>
+                <w:rFonts w:ascii="Times New Roman" w:hAnsi="Times New Roman"/>
+                <w:sz w:val="20"/>
+              </w:rPr>
+              <w:t>179</w:t>
+            </w:r>
+          </w:p>
+        </w:tc>
+      </w:tr>
+    </w:tbl>
+    <w:p>
+      <w:pPr>
+        <w:spacing w:before="0" w:after="80" w:line="240" w:lineRule="auto"/>
+      </w:pPr>
+      <w:r>
+        <w:rPr>
+          <w:rFonts w:ascii="Times New Roman" w:hAnsi="Times New Roman"/>
+          <w:b w:val="0"/>
+          <w:i w:val="0"/>
+          <w:sz w:val="24"/>
+        </w:rPr>
+        <w:t>Both methods flag fewer points as the threshold is loosened (higher Z-threshold or larger IQR multiplier), as expected; IQR consistently flags more points than Z-score at 'equivalent' settings because grad_mag is right-skewed, not normally distributed.</w:t>
       </w:r>
     </w:p>
     <w:sectPr>
-      <w:pgSz w:w="12240" w:h="15840"/>
-      <w:pgMar w:top="1008" w:right="1008" w:bottom="1008" w:left="1008" w:header="720" w:footer="720" w:gutter="0"/>
+      <w:pgSz w:w="11906" w:h="16838"/>
+      <w:pgMar w:top="1152" w:right="1296" w:bottom="1152" w:left="1296" w:header="720" w:footer="720" w:gutter="0"/>
       <w:cols w:space="720"/>
       <w:docGrid w:linePitch="360"/>
     </w:sectPr>
@@ -1971,8 +1671,8 @@
     <w:qFormat/>
     <w:rsid w:val="00FC693F"/>
     <w:rPr>
-      <w:rFonts w:ascii="Calibri" w:hAnsi="Calibri"/>
-      <w:sz w:val="20"/>
+      <w:rFonts w:ascii="Times New Roman" w:hAnsi="Times New Roman" w:eastAsia="Times New Roman"/>
+      <w:sz w:val="24"/>
     </w:rPr>
   </w:style>
   <w:style w:type="paragraph" w:styleId="Header">
